--- a/信息技术基础/复习提纲.docx
+++ b/信息技术基础/复习提纲.docx
@@ -1,6 +1,6 @@
 
 <file path=word/document.xml><?xml version="1.0" encoding="utf-8"?>
-<w:document xmlns:wpc="http://schemas.microsoft.com/office/word/2010/wordprocessingCanvas" xmlns:mc="http://schemas.openxmlformats.org/markup-compatibility/2006" xmlns:o="urn:schemas-microsoft-com:office:office" xmlns:r="http://schemas.openxmlformats.org/officeDocument/2006/relationships" xmlns:m="http://schemas.openxmlformats.org/officeDocument/2006/math" xmlns:v="urn:schemas-microsoft-com:vml" xmlns:wp14="http://schemas.microsoft.com/office/word/2010/wordprocessingDrawing" xmlns:wp="http://schemas.openxmlformats.org/drawingml/2006/wordprocessingDrawing" xmlns:w10="urn:schemas-microsoft-com:office:word" xmlns:w="http://schemas.openxmlformats.org/wordprocessingml/2006/main" xmlns:w14="http://schemas.microsoft.com/office/word/2010/wordml" xmlns:wpg="http://schemas.microsoft.com/office/word/2010/wordprocessingGroup" xmlns:wpi="http://schemas.microsoft.com/office/word/2010/wordprocessingInk" xmlns:wne="http://schemas.microsoft.com/office/word/2006/wordml" xmlns:wps="http://schemas.microsoft.com/office/word/2010/wordprocessingShape" mc:Ignorable="w14 wp14">
+<w:document xmlns:wpc="http://schemas.microsoft.com/office/word/2010/wordprocessingCanvas" xmlns:cx="http://schemas.microsoft.com/office/drawing/2014/chartex" xmlns:cx1="http://schemas.microsoft.com/office/drawing/2015/9/8/chartex" xmlns:cx2="http://schemas.microsoft.com/office/drawing/2015/10/21/chartex" xmlns:cx3="http://schemas.microsoft.com/office/drawing/2016/5/9/chartex" xmlns:cx4="http://schemas.microsoft.com/office/drawing/2016/5/10/chartex" xmlns:cx5="http://schemas.microsoft.com/office/drawing/2016/5/11/chartex" xmlns:cx6="http://schemas.microsoft.com/office/drawing/2016/5/12/chartex" xmlns:cx7="http://schemas.microsoft.com/office/drawing/2016/5/13/chartex" xmlns:cx8="http://schemas.microsoft.com/office/drawing/2016/5/14/chartex" xmlns:mc="http://schemas.openxmlformats.org/markup-compatibility/2006" xmlns:aink="http://schemas.microsoft.com/office/drawing/2016/ink" xmlns:am3d="http://schemas.microsoft.com/office/drawing/2017/model3d" xmlns:o="urn:schemas-microsoft-com:office:office" xmlns:oel="http://schemas.microsoft.com/office/2019/extlst" xmlns:r="http://schemas.openxmlformats.org/officeDocument/2006/relationships" xmlns:m="http://schemas.openxmlformats.org/officeDocument/2006/math" xmlns:v="urn:schemas-microsoft-com:vml" xmlns:wp14="http://schemas.microsoft.com/office/word/2010/wordprocessingDrawing" xmlns:wp="http://schemas.openxmlformats.org/drawingml/2006/wordprocessingDrawing" xmlns:w10="urn:schemas-microsoft-com:office:word" xmlns:w="http://schemas.openxmlformats.org/wordprocessingml/2006/main" xmlns:w14="http://schemas.microsoft.com/office/word/2010/wordml" xmlns:w15="http://schemas.microsoft.com/office/word/2012/wordml" xmlns:w16cex="http://schemas.microsoft.com/office/word/2018/wordml/cex" xmlns:w16cid="http://schemas.microsoft.com/office/word/2016/wordml/cid" xmlns:w16="http://schemas.microsoft.com/office/word/2018/wordml" xmlns:w16sdtdh="http://schemas.microsoft.com/office/word/2020/wordml/sdtdatahash" xmlns:w16se="http://schemas.microsoft.com/office/word/2015/wordml/symex" xmlns:wpg="http://schemas.microsoft.com/office/word/2010/wordprocessingGroup" xmlns:wpi="http://schemas.microsoft.com/office/word/2010/wordprocessingInk" xmlns:wne="http://schemas.microsoft.com/office/word/2006/wordml" xmlns:wps="http://schemas.microsoft.com/office/word/2010/wordprocessingShape" mc:Ignorable="w14 w15 w16se w16cid w16 w16cex w16sdtdh wp14">
   <w:body>
     <w:p>
       <w:r>
@@ -12,7 +12,7 @@
     </w:p>
     <w:p>
       <w:pPr>
-        <w:pStyle w:val="a5"/>
+        <w:pStyle w:val="a7"/>
         <w:numPr>
           <w:ilvl w:val="0"/>
           <w:numId w:val="1"/>
@@ -40,7 +40,7 @@
     </w:p>
     <w:p>
       <w:pPr>
-        <w:pStyle w:val="a5"/>
+        <w:pStyle w:val="a7"/>
         <w:ind w:firstLineChars="0" w:firstLine="0"/>
       </w:pPr>
       <w:r>
@@ -53,12 +53,64 @@
         <w:rPr>
           <w:rFonts w:hint="eastAsia"/>
         </w:rPr>
-        <w:t>计算机时一种用于高速计算的机器，既可以进行数值计算，又可以进行逻辑计算，还具有存储记忆功能。完整的计算机系统由硬件系统和软件系统组成。</w:t>
-      </w:r>
-    </w:p>
-    <w:p>
-      <w:pPr>
-        <w:pStyle w:val="a5"/>
+        <w:t>计算机时一种用于高速计算的机器，既可以进行</w:t>
+      </w:r>
+      <w:r>
+        <w:rPr>
+          <w:rFonts w:hint="eastAsia"/>
+          <w:highlight w:val="yellow"/>
+        </w:rPr>
+        <w:t>数值计算</w:t>
+      </w:r>
+      <w:r>
+        <w:rPr>
+          <w:rFonts w:hint="eastAsia"/>
+        </w:rPr>
+        <w:t>，又可以进行</w:t>
+      </w:r>
+      <w:r>
+        <w:rPr>
+          <w:rFonts w:hint="eastAsia"/>
+          <w:highlight w:val="yellow"/>
+        </w:rPr>
+        <w:t>逻辑计算</w:t>
+      </w:r>
+      <w:r>
+        <w:rPr>
+          <w:rFonts w:hint="eastAsia"/>
+        </w:rPr>
+        <w:t>，还具有</w:t>
+      </w:r>
+      <w:r>
+        <w:rPr>
+          <w:rFonts w:hint="eastAsia"/>
+          <w:highlight w:val="yellow"/>
+        </w:rPr>
+        <w:t>存储记忆</w:t>
+      </w:r>
+      <w:r>
+        <w:rPr>
+          <w:rFonts w:hint="eastAsia"/>
+        </w:rPr>
+        <w:t>功能。完整的计算机系统由</w:t>
+      </w:r>
+      <w:r>
+        <w:rPr>
+          <w:rFonts w:hint="eastAsia"/>
+          <w:highlight w:val="yellow"/>
+        </w:rPr>
+        <w:t>硬件系统和软件系统</w:t>
+      </w:r>
+      <w:r>
+        <w:rPr>
+          <w:rFonts w:hint="eastAsia"/>
+        </w:rPr>
+        <w:t>组成。</w:t>
+      </w:r>
+    </w:p>
+    <w:p>
+      <w:pPr>
+        <w:pStyle w:val="a7"/>
         <w:numPr>
           <w:ilvl w:val="0"/>
           <w:numId w:val="1"/>
@@ -80,18 +132,23 @@
         <w:rPr>
           <w:rFonts w:hint="eastAsia"/>
         </w:rPr>
-        <w:t>从底向上分为硬件层、核心层、系统调用层、应用层、</w:t>
-      </w:r>
-      <w:r>
-        <w:t xml:space="preserve">Shell解释程序。常见操作系统有Windows, Linux, Mac OS X, Android, </w:t>
-      </w:r>
-      <w:proofErr w:type="spellStart"/>
-      <w:r>
-        <w:t>OpenAnolis</w:t>
-      </w:r>
-      <w:proofErr w:type="spellEnd"/>
-      <w:r>
-        <w:t>, Harmony OS</w:t>
+        <w:t>从底向上分为</w:t>
+      </w:r>
+      <w:r>
+        <w:rPr>
+          <w:rFonts w:hint="eastAsia"/>
+          <w:highlight w:val="yellow"/>
+        </w:rPr>
+        <w:t>硬件层、核心层、系统调用层、应用层、</w:t>
+      </w:r>
+      <w:r>
+        <w:rPr>
+          <w:highlight w:val="yellow"/>
+        </w:rPr>
+        <w:t>Shell解释程序</w:t>
+      </w:r>
+      <w:r>
+        <w:t>。常见操作系统有Windows, Linux, Mac OS X, Android, OpenAnolis, Harmony OS</w:t>
       </w:r>
       <w:r>
         <w:rPr>
@@ -102,7 +159,7 @@
     </w:p>
     <w:p>
       <w:pPr>
-        <w:pStyle w:val="a5"/>
+        <w:pStyle w:val="a7"/>
         <w:numPr>
           <w:ilvl w:val="0"/>
           <w:numId w:val="1"/>
@@ -118,22 +175,32 @@
     </w:p>
     <w:p>
       <w:pPr>
-        <w:pStyle w:val="a5"/>
+        <w:pStyle w:val="a7"/>
         <w:ind w:firstLineChars="0" w:firstLine="0"/>
       </w:pPr>
       <w:r>
         <w:rPr>
           <w:rFonts w:hint="eastAsia"/>
         </w:rPr>
-        <w:t>答：物理上容易实现，可靠性强；运算简单，通用性强；计算机中二进制数的</w:t>
-      </w:r>
-      <w:r>
+        <w:t>答：</w:t>
+      </w:r>
+      <w:r>
+        <w:rPr>
+          <w:rFonts w:hint="eastAsia"/>
+          <w:highlight w:val="yellow"/>
+        </w:rPr>
+        <w:t>物理上容易实现，可靠性强；运算简单，通用性强；计算机中二进制数的</w:t>
+      </w:r>
+      <w:r>
+        <w:rPr>
+          <w:highlight w:val="yellow"/>
+        </w:rPr>
         <w:t>0、1数字与逻辑值“假”和“真”正好吻合，便于表示和进行逻辑运算。</w:t>
       </w:r>
     </w:p>
     <w:p>
       <w:pPr>
-        <w:pStyle w:val="a5"/>
+        <w:pStyle w:val="a7"/>
         <w:numPr>
           <w:ilvl w:val="0"/>
           <w:numId w:val="1"/>
@@ -149,7 +216,7 @@
     </w:p>
     <w:p>
       <w:pPr>
-        <w:pStyle w:val="a5"/>
+        <w:pStyle w:val="a7"/>
         <w:ind w:left="142" w:firstLineChars="0" w:firstLine="0"/>
       </w:pPr>
       <w:r>
@@ -167,16 +234,15 @@
     </w:p>
     <w:p>
       <w:pPr>
-        <w:pStyle w:val="a5"/>
+        <w:pStyle w:val="a7"/>
         <w:ind w:left="360" w:firstLineChars="0" w:firstLine="0"/>
       </w:pPr>
       <w:r>
         <w:rPr>
           <w:noProof/>
         </w:rPr>
-        <w:lastRenderedPageBreak/>
         <w:drawing>
-          <wp:inline distT="0" distB="0" distL="0" distR="0" wp14:anchorId="3037DA48">
+          <wp:inline distT="0" distB="0" distL="0" distR="0" wp14:anchorId="7D961004" wp14:editId="00F17772">
             <wp:extent cx="1457325" cy="4790440"/>
             <wp:effectExtent l="0" t="0" r="0" b="0"/>
             <wp:docPr id="1" name="图片 1"/>
@@ -193,7 +259,7 @@
                     </pic:cNvPicPr>
                   </pic:nvPicPr>
                   <pic:blipFill>
-                    <a:blip r:embed="rId8">
+                    <a:blip r:embed="rId7">
                       <a:extLst>
                         <a:ext uri="{28A0092B-C50C-407E-A947-70E740481C1C}">
                           <a14:useLocalDpi xmlns:a14="http://schemas.microsoft.com/office/drawing/2010/main" val="0"/>
@@ -224,7 +290,7 @@
     </w:p>
     <w:p>
       <w:pPr>
-        <w:pStyle w:val="a5"/>
+        <w:pStyle w:val="a7"/>
         <w:numPr>
           <w:ilvl w:val="0"/>
           <w:numId w:val="1"/>
@@ -240,7 +306,7 @@
     </w:p>
     <w:p>
       <w:pPr>
-        <w:pStyle w:val="a5"/>
+        <w:pStyle w:val="a7"/>
         <w:ind w:firstLineChars="0" w:firstLine="0"/>
       </w:pPr>
       <w:r>
@@ -256,12 +322,25 @@
         <w:t>当数据不包含小数位即是整数时</w:t>
       </w:r>
       <w:r>
-        <w:t>,使用“除以基数取余数”公式,可以使不同进制数之间完全相互转换;当数据包含小数部分时,使用“乘以基数取整数”公式,可以将不同进制数的小数部分进行相互转换,但只有当被乘数(要转换的小数)乘以基数的积的小数部分等于零时,才能保证不同进制数的小数部分可以完全相互转换,否则不同进制数的小数部分只能转换为无限循环小数,在有限位小数内只能转换为近似值。例如</w:t>
-      </w:r>
-    </w:p>
-    <w:p>
-      <w:pPr>
-        <w:pStyle w:val="a5"/>
+        <w:t>,使用“除以基数取余数”公式,可以使不同进制数之间完全相互转换;当数据包含小数部分时,使用“乘以基数取整数”公式,可以将不同进制数的小数部分进行相互转换,但只有当</w:t>
+      </w:r>
+      <w:r>
+        <w:rPr>
+          <w:highlight w:val="yellow"/>
+        </w:rPr>
+        <w:t>被乘数(要转换的小数)乘以基数的积的小数部分等于零</w:t>
+      </w:r>
+      <w:r>
+        <w:t>时,才能保证不同进制数的小数部分可以完全相互转换,否则不同进制数的小数部分只能转换为无限循</w:t>
+      </w:r>
+      <w:r>
+        <w:lastRenderedPageBreak/>
+        <w:t>环小数,在有限位小数内只能转换为近似值。例如</w:t>
+      </w:r>
+    </w:p>
+    <w:p>
+      <w:pPr>
+        <w:pStyle w:val="a7"/>
         <w:spacing w:line="360" w:lineRule="auto"/>
         <w:ind w:firstLine="480"/>
         <w:rPr>
@@ -276,91 +355,63 @@
           <w:sz w:val="24"/>
           <w:szCs w:val="24"/>
         </w:rPr>
-        <w:t>456</w:t>
-      </w:r>
-      <w:proofErr w:type="gramStart"/>
-      <w:r>
+        <w:t>456=(111001000)</w:t>
+      </w:r>
+      <w:r>
+        <w:rPr>
+          <w:rFonts w:ascii="Times New Roman" w:hAnsi="Times New Roman" w:hint="eastAsia"/>
+          <w:sz w:val="24"/>
+          <w:szCs w:val="24"/>
+        </w:rPr>
+        <w:t>B</w:t>
+      </w:r>
+    </w:p>
+    <w:p>
+      <w:pPr>
+        <w:pStyle w:val="a7"/>
+        <w:spacing w:line="360" w:lineRule="auto"/>
+        <w:ind w:firstLine="480"/>
         <w:rPr>
           <w:rFonts w:ascii="Times New Roman" w:hAnsi="Times New Roman"/>
           <w:sz w:val="24"/>
           <w:szCs w:val="24"/>
         </w:rPr>
-        <w:t>=(</w:t>
-      </w:r>
-      <w:proofErr w:type="gramEnd"/>
+      </w:pPr>
       <w:r>
         <w:rPr>
           <w:rFonts w:ascii="Times New Roman" w:hAnsi="Times New Roman"/>
           <w:sz w:val="24"/>
           <w:szCs w:val="24"/>
         </w:rPr>
-        <w:t>111001000)</w:t>
-      </w:r>
+        <w:t>23.5=(10111.1)B</w:t>
+      </w:r>
+    </w:p>
+    <w:p>
+      <w:pPr>
+        <w:pStyle w:val="a7"/>
+        <w:spacing w:line="360" w:lineRule="auto"/>
+        <w:ind w:firstLineChars="0"/>
+        <w:rPr>
+          <w:rFonts w:ascii="Times New Roman" w:hAnsi="Times New Roman"/>
+          <w:sz w:val="24"/>
+          <w:szCs w:val="24"/>
+        </w:rPr>
+      </w:pPr>
       <w:r>
         <w:rPr>
           <w:rFonts w:ascii="Times New Roman" w:hAnsi="Times New Roman" w:hint="eastAsia"/>
           <w:sz w:val="24"/>
           <w:szCs w:val="24"/>
         </w:rPr>
-        <w:t>B</w:t>
-      </w:r>
-    </w:p>
-    <w:p>
-      <w:pPr>
-        <w:pStyle w:val="a5"/>
-        <w:spacing w:line="360" w:lineRule="auto"/>
-        <w:ind w:firstLine="480"/>
-        <w:rPr>
-          <w:rFonts w:ascii="Times New Roman" w:hAnsi="Times New Roman"/>
-          <w:sz w:val="24"/>
-          <w:szCs w:val="24"/>
-        </w:rPr>
-      </w:pPr>
-      <w:r>
-        <w:rPr>
-          <w:rFonts w:ascii="Times New Roman" w:hAnsi="Times New Roman"/>
-          <w:sz w:val="24"/>
-          <w:szCs w:val="24"/>
-        </w:rPr>
-        <w:t>23.5</w:t>
-      </w:r>
-      <w:proofErr w:type="gramStart"/>
-      <w:r>
-        <w:rPr>
-          <w:rFonts w:ascii="Times New Roman" w:hAnsi="Times New Roman"/>
-          <w:sz w:val="24"/>
-          <w:szCs w:val="24"/>
-        </w:rPr>
-        <w:t>=(</w:t>
-      </w:r>
-      <w:proofErr w:type="gramEnd"/>
-      <w:r>
-        <w:rPr>
-          <w:rFonts w:ascii="Times New Roman" w:hAnsi="Times New Roman"/>
-          <w:sz w:val="24"/>
-          <w:szCs w:val="24"/>
-        </w:rPr>
-        <w:t>10111.1)B</w:t>
-      </w:r>
-    </w:p>
-    <w:p>
-      <w:pPr>
-        <w:pStyle w:val="a5"/>
-        <w:spacing w:line="360" w:lineRule="auto"/>
-        <w:ind w:firstLineChars="0"/>
-        <w:rPr>
-          <w:rFonts w:ascii="Times New Roman" w:hAnsi="Times New Roman"/>
-          <w:sz w:val="24"/>
-          <w:szCs w:val="24"/>
-        </w:rPr>
-      </w:pPr>
+        <w:t>78.6</w:t>
+      </w:r>
       <w:r>
         <w:rPr>
           <w:rFonts w:ascii="Times New Roman" w:hAnsi="Times New Roman" w:hint="eastAsia"/>
           <w:sz w:val="24"/>
           <w:szCs w:val="24"/>
         </w:rPr>
-        <w:t>78.6</w:t>
+        <w:t>≈</w:t>
       </w:r>
       <w:r>
         <w:rPr>
@@ -368,7 +419,7 @@
           <w:sz w:val="24"/>
           <w:szCs w:val="24"/>
         </w:rPr>
-        <w:t>≈</w:t>
+        <w:t>(1001110.10)</w:t>
       </w:r>
       <w:r>
         <w:rPr>
@@ -376,20 +427,12 @@
           <w:sz w:val="24"/>
           <w:szCs w:val="24"/>
         </w:rPr>
-        <w:t>(1001110.10)</w:t>
-      </w:r>
-      <w:r>
-        <w:rPr>
-          <w:rFonts w:ascii="Times New Roman" w:hAnsi="Times New Roman" w:hint="eastAsia"/>
-          <w:sz w:val="24"/>
-          <w:szCs w:val="24"/>
-        </w:rPr>
         <w:t>B</w:t>
       </w:r>
     </w:p>
     <w:p>
       <w:pPr>
-        <w:pStyle w:val="a5"/>
+        <w:pStyle w:val="a7"/>
         <w:numPr>
           <w:ilvl w:val="0"/>
           <w:numId w:val="1"/>
@@ -400,13 +443,12 @@
         <w:rPr>
           <w:rFonts w:hint="eastAsia"/>
         </w:rPr>
-        <w:lastRenderedPageBreak/>
         <w:t>给出一个图像的相关信息，计算该图像需要的存储空间</w:t>
       </w:r>
     </w:p>
     <w:p>
       <w:pPr>
-        <w:pStyle w:val="a5"/>
+        <w:pStyle w:val="a7"/>
         <w:numPr>
           <w:ilvl w:val="0"/>
           <w:numId w:val="1"/>
@@ -439,7 +481,16 @@
         <w:t>答：存储容量</w:t>
       </w:r>
       <w:r>
-        <w:t>=采样频率（Hz）×量化位数（b/8）×声道数×时间（s）</w:t>
+        <w:t>=采样频率（Hz）×</w:t>
+      </w:r>
+      <w:r>
+        <w:rPr>
+          <w:highlight w:val="yellow"/>
+        </w:rPr>
+        <w:t>量化位数（b/8）</w:t>
+      </w:r>
+      <w:r>
+        <w:t>×声道数×时间（s）</w:t>
       </w:r>
     </w:p>
     <w:p>
@@ -455,7 +506,7 @@
     </w:p>
     <w:p>
       <w:pPr>
-        <w:pStyle w:val="a5"/>
+        <w:pStyle w:val="a7"/>
         <w:numPr>
           <w:ilvl w:val="0"/>
           <w:numId w:val="6"/>
@@ -494,7 +545,13 @@
         <w:t>答：图像字节数</w:t>
       </w:r>
       <w:r>
-        <w:t>=像素数×颜色深度/8</w:t>
+        <w:t>=像素数×</w:t>
+      </w:r>
+      <w:r>
+        <w:rPr>
+          <w:highlight w:val="yellow"/>
+        </w:rPr>
+        <w:t>颜色深度/8</w:t>
       </w:r>
     </w:p>
     <w:p>
@@ -540,7 +597,7 @@
     </w:p>
     <w:p>
       <w:pPr>
-        <w:pStyle w:val="a5"/>
+        <w:pStyle w:val="a7"/>
         <w:numPr>
           <w:ilvl w:val="0"/>
           <w:numId w:val="6"/>
@@ -570,7 +627,7 @@
     </w:p>
     <w:p>
       <w:pPr>
-        <w:pStyle w:val="a5"/>
+        <w:pStyle w:val="a7"/>
         <w:numPr>
           <w:ilvl w:val="0"/>
           <w:numId w:val="6"/>
@@ -595,12 +652,64 @@
         <w:rPr>
           <w:rFonts w:hint="eastAsia"/>
         </w:rPr>
-        <w:t>计算机网络是将分布在不同地点，具有独立功能的多台计算机，通过通信设备和传输介质连接起来，在功能完善的网络软件的支持下，实现资源共享和数据通信的系统。按照网络的覆盖范围，计算机网络可以分为局域网、广域网和城域网。</w:t>
-      </w:r>
-    </w:p>
-    <w:p>
-      <w:pPr>
-        <w:pStyle w:val="a5"/>
+        <w:t>计算机网络是将分布在不同地点，具有独立功能的多台计算机，通过</w:t>
+      </w:r>
+      <w:r>
+        <w:rPr>
+          <w:rFonts w:hint="eastAsia"/>
+          <w:highlight w:val="yellow"/>
+        </w:rPr>
+        <w:t>通信设备和传输介质</w:t>
+      </w:r>
+      <w:r>
+        <w:rPr>
+          <w:rFonts w:hint="eastAsia"/>
+        </w:rPr>
+        <w:t>连接起来，在功能完善的</w:t>
+      </w:r>
+      <w:r>
+        <w:rPr>
+          <w:rFonts w:hint="eastAsia"/>
+          <w:highlight w:val="yellow"/>
+        </w:rPr>
+        <w:t>网络软件</w:t>
+      </w:r>
+      <w:r>
+        <w:rPr>
+          <w:rFonts w:hint="eastAsia"/>
+        </w:rPr>
+        <w:t>的支持下，实现</w:t>
+      </w:r>
+      <w:r>
+        <w:rPr>
+          <w:rFonts w:hint="eastAsia"/>
+          <w:highlight w:val="yellow"/>
+        </w:rPr>
+        <w:t>资源共享和数据通信</w:t>
+      </w:r>
+      <w:r>
+        <w:rPr>
+          <w:rFonts w:hint="eastAsia"/>
+        </w:rPr>
+        <w:t>的系统。按照网络的覆盖范围，计算机网络可以分为</w:t>
+      </w:r>
+      <w:r>
+        <w:rPr>
+          <w:rFonts w:hint="eastAsia"/>
+          <w:highlight w:val="yellow"/>
+        </w:rPr>
+        <w:t>局域网、广域网和城域网</w:t>
+      </w:r>
+      <w:r>
+        <w:rPr>
+          <w:rFonts w:hint="eastAsia"/>
+        </w:rPr>
+        <w:t>。</w:t>
+      </w:r>
+    </w:p>
+    <w:p>
+      <w:pPr>
+        <w:pStyle w:val="a7"/>
         <w:numPr>
           <w:ilvl w:val="0"/>
           <w:numId w:val="6"/>
@@ -608,8 +717,389 @@
         <w:ind w:firstLineChars="0"/>
       </w:pPr>
       <w:r>
+        <w:t>TCP/IP五层协议的体系结构包含哪些层？每层的主要功能是什么？</w:t>
+      </w:r>
+    </w:p>
+    <w:p>
+      <w:r>
+        <w:rPr>
+          <w:rFonts w:hint="eastAsia"/>
+        </w:rPr>
+        <w:t>答：</w:t>
+      </w:r>
+      <w:r>
+        <w:t>TCP/IP协议包括</w:t>
+      </w:r>
+      <w:r>
+        <w:rPr>
+          <w:highlight w:val="yellow"/>
+        </w:rPr>
+        <w:t>物理层、链路层、网络层、传输层和应用层</w:t>
+      </w:r>
+      <w:r>
+        <w:t>。物理层主要作用是规定了网络的一些电气特性，确保原始的0和1电信号可在各种物理媒体上传输；链路层负责数据帧在两个相邻节点间的传送；网络层负责单个数据包从源主机到目的主机的发送；传输层负责为两台主机上的应用程序</w:t>
+      </w:r>
+      <w:r>
+        <w:t>提供端口到端口的数据通信；应用层负责向最终用户提供各种应用服务</w:t>
+      </w:r>
+      <w:r>
+        <w:t>。</w:t>
+      </w:r>
+    </w:p>
+    <w:p>
+      <w:r>
+        <w:rPr>
+          <w:rFonts w:hint="eastAsia"/>
+        </w:rPr>
+        <w:t>1</w:t>
+      </w:r>
+      <w:r>
+        <w:rPr>
+          <w:rFonts w:hint="eastAsia"/>
+        </w:rPr>
+        <w:t>2</w:t>
+      </w:r>
+      <w:r>
+        <w:rPr>
+          <w:rFonts w:hint="eastAsia"/>
+        </w:rPr>
+        <w:t xml:space="preserve">. </w:t>
+      </w:r>
+      <w:r>
+        <w:t>浏览器与服务器进行数据传输时，有可能在传输过程中被冒充的盗贼把内容恶意篡改，这里</w:t>
+      </w:r>
+      <w:r>
+        <w:t>可以采用什么技术来保证数据安全？结合该场景说说该技术的基本原理</w:t>
+      </w:r>
+      <w:r>
+        <w:t>。</w:t>
+      </w:r>
+    </w:p>
+    <w:p>
+      <w:r>
+        <w:rPr>
+          <w:rFonts w:hint="eastAsia"/>
+        </w:rPr>
+        <w:t>答：</w:t>
+      </w:r>
+      <w:r>
+        <w:rPr>
+          <w:rFonts w:hint="eastAsia"/>
+        </w:rPr>
+        <w:t>可以采用</w:t>
+      </w:r>
+      <w:r>
+        <w:rPr>
+          <w:rFonts w:hint="eastAsia"/>
+          <w:highlight w:val="yellow"/>
+        </w:rPr>
+        <w:t>数字签名</w:t>
+      </w:r>
+      <w:r>
+        <w:rPr>
+          <w:rFonts w:hint="eastAsia"/>
+        </w:rPr>
+        <w:t>。数字签名是用数字证书对发送的信息加密和解密的过程，服务器把数据的摘要信息使用私钥加密之后就生成签名，连同报文一起发送给客户端。客户端接收数据后，把签名提取出来用公钥解密、</w:t>
+      </w:r>
+      <w:r>
+        <w:rPr>
+          <w:rFonts w:hint="eastAsia"/>
+        </w:rPr>
+        <w:t>对比，如果两者相等，就表示内容没有被篡改</w:t>
+      </w:r>
+      <w:r>
+        <w:rPr>
+          <w:rFonts w:hint="eastAsia"/>
+        </w:rPr>
+        <w:t>。</w:t>
+      </w:r>
+    </w:p>
+    <w:p>
+      <w:r>
+        <w:rPr>
+          <w:rFonts w:hint="eastAsia"/>
+        </w:rPr>
+        <w:t>13</w:t>
+      </w:r>
+      <w:r>
+        <w:rPr>
+          <w:rFonts w:hint="eastAsia"/>
+        </w:rPr>
+        <w:t xml:space="preserve">. </w:t>
+      </w:r>
+      <w:r>
+        <w:rPr>
+          <w:rFonts w:hint="eastAsia"/>
+        </w:rPr>
+        <w:t>物联网体系架构分为哪几个层次？</w:t>
+      </w:r>
+      <w:r>
+        <w:t>物联网的关键技术有哪些？</w:t>
+      </w:r>
+    </w:p>
+    <w:p>
+      <w:r>
+        <w:rPr>
+          <w:rFonts w:hint="eastAsia"/>
+        </w:rPr>
+        <w:t>答：</w:t>
+      </w:r>
+      <w:r>
+        <w:rPr>
+          <w:rFonts w:hint="eastAsia"/>
+          <w:highlight w:val="yellow"/>
+        </w:rPr>
+        <w:t>感知层</w:t>
+      </w:r>
+      <w:r>
+        <w:rPr>
+          <w:highlight w:val="yellow"/>
+        </w:rPr>
+        <w:t>、</w:t>
+      </w:r>
+      <w:r>
+        <w:rPr>
+          <w:rFonts w:hint="eastAsia"/>
+          <w:highlight w:val="yellow"/>
+        </w:rPr>
+        <w:t>网络层和应用层</w:t>
+      </w:r>
+      <w:r>
+        <w:rPr>
+          <w:rFonts w:hint="eastAsia"/>
+        </w:rPr>
+        <w:t>。</w:t>
+      </w:r>
+      <w:r>
+        <w:rPr>
+          <w:rFonts w:hint="eastAsia"/>
+        </w:rPr>
+        <w:t>物联网的关键技术包括识别技术（二维码、</w:t>
+      </w:r>
+      <w:r>
+        <w:t>RFID）、传感器技术（无线传感器网络）、M2M</w:t>
+      </w:r>
+      <w:r>
+        <w:t>技术、云计算技术。</w:t>
+      </w:r>
+    </w:p>
+    <w:p>
+      <w:r>
+        <w:t>1</w:t>
+      </w:r>
+      <w:r>
+        <w:rPr>
+          <w:rFonts w:hint="eastAsia"/>
+        </w:rPr>
+        <w:t>4</w:t>
+      </w:r>
+      <w:r>
+        <w:t xml:space="preserve">. </w:t>
+      </w:r>
+      <w:r>
+        <w:t>简述冯•</w:t>
+      </w:r>
+      <w:r>
+        <w:t>诺依曼理论的要点。</w:t>
+      </w:r>
+    </w:p>
+    <w:p>
+      <w:r>
+        <w:rPr>
+          <w:rFonts w:hint="eastAsia"/>
+        </w:rPr>
+        <w:t>答：冯•诺依曼理论的要点包括以下</w:t>
+      </w:r>
+      <w:r>
+        <w:t>3点:</w:t>
+      </w:r>
+    </w:p>
+    <w:p>
+      <w:r>
         <w:lastRenderedPageBreak/>
-        <w:t>TCP/IP五层协议的体系结构包含哪些层？每层的主要功能是什么？</w:t>
+        <w:t>(1)</w:t>
+      </w:r>
+      <w:r>
+        <w:rPr>
+          <w:highlight w:val="yellow"/>
+        </w:rPr>
+        <w:t>二进制</w:t>
+      </w:r>
+      <w:r>
+        <w:t>。采用二进制形式表示</w:t>
+      </w:r>
+      <w:r>
+        <w:rPr>
+          <w:highlight w:val="yellow"/>
+        </w:rPr>
+        <w:t>数据和指令</w:t>
+      </w:r>
+      <w:r>
+        <w:t>。</w:t>
+      </w:r>
+    </w:p>
+    <w:p>
+      <w:r>
+        <w:t>(2)</w:t>
+      </w:r>
+      <w:r>
+        <w:rPr>
+          <w:highlight w:val="yellow"/>
+        </w:rPr>
+        <w:t>顺序执行</w:t>
+      </w:r>
+      <w:r>
+        <w:t>。将程序(数据和指令序列)预先存放在主存储器中</w:t>
+      </w:r>
+      <w:r>
+        <w:rPr>
+          <w:highlight w:val="yellow"/>
+        </w:rPr>
+        <w:t>(程序存储)</w:t>
+      </w:r>
+      <w:r>
+        <w:t>，使计算机在工作时能够自动高速地从存储器中取出指令，并加以执行(</w:t>
+      </w:r>
+      <w:r>
+        <w:rPr>
+          <w:highlight w:val="yellow"/>
+        </w:rPr>
+        <w:t>程序控制</w:t>
+      </w:r>
+      <w:r>
+        <w:t>)。</w:t>
+      </w:r>
+    </w:p>
+    <w:p>
+      <w:r>
+        <w:t>(3)</w:t>
+      </w:r>
+      <w:r>
+        <w:rPr>
+          <w:highlight w:val="yellow"/>
+        </w:rPr>
+        <w:t>五大模块</w:t>
+      </w:r>
+      <w:r>
+        <w:t>。由</w:t>
+      </w:r>
+      <w:r>
+        <w:rPr>
+          <w:highlight w:val="yellow"/>
+        </w:rPr>
+        <w:t>运算器、存储器、控制器、输入设备和输出设备</w:t>
+      </w:r>
+      <w:r>
+        <w:t>五大基本部件组成计算机硬件体系结构</w:t>
+      </w:r>
+      <w:r>
+        <w:rPr>
+          <w:rFonts w:hint="eastAsia"/>
+        </w:rPr>
+        <w:t>。</w:t>
+      </w:r>
+    </w:p>
+    <w:p>
+      <w:r>
+        <w:rPr>
+          <w:rFonts w:hint="eastAsia"/>
+        </w:rPr>
+        <w:t>15</w:t>
+      </w:r>
+      <w:r>
+        <w:t>.</w:t>
+      </w:r>
+      <w:r>
+        <w:rPr>
+          <w:rFonts w:hint="eastAsia"/>
+        </w:rPr>
+        <w:t xml:space="preserve"> </w:t>
+      </w:r>
+      <w:r>
+        <w:t>什么是云计算？云计算按照服务类型可以划分为哪几个层次？</w:t>
+      </w:r>
+    </w:p>
+    <w:p>
+      <w:r>
+        <w:rPr>
+          <w:rFonts w:hint="eastAsia"/>
+        </w:rPr>
+        <w:t>云计算是一种按</w:t>
+      </w:r>
+      <w:r>
+        <w:rPr>
+          <w:rFonts w:hint="eastAsia"/>
+          <w:highlight w:val="yellow"/>
+        </w:rPr>
+        <w:t>使用量付费</w:t>
+      </w:r>
+      <w:r>
+        <w:rPr>
+          <w:rFonts w:hint="eastAsia"/>
+        </w:rPr>
+        <w:t>的模式，可以实现随时随地随需、</w:t>
+      </w:r>
+      <w:r>
+        <w:rPr>
+          <w:rFonts w:hint="eastAsia"/>
+          <w:highlight w:val="yellow"/>
+        </w:rPr>
+        <w:t>便捷地</w:t>
+      </w:r>
+      <w:r>
+        <w:rPr>
+          <w:rFonts w:hint="eastAsia"/>
+        </w:rPr>
+        <w:t>的从可配置的计算资源共享池中获取资源（包括网络，服务器，存储，应用软件，服务），这些资源能够</w:t>
+      </w:r>
+      <w:r>
+        <w:rPr>
+          <w:rFonts w:hint="eastAsia"/>
+          <w:highlight w:val="yellow"/>
+        </w:rPr>
+        <w:t>快速供应</w:t>
+      </w:r>
+      <w:r>
+        <w:rPr>
+          <w:rFonts w:hint="eastAsia"/>
+        </w:rPr>
+        <w:t>并释放，使管理资源的工作量或与服务提供商的</w:t>
+      </w:r>
+      <w:r>
+        <w:rPr>
+          <w:rFonts w:hint="eastAsia"/>
+          <w:highlight w:val="yellow"/>
+        </w:rPr>
+        <w:t>交互减少到最低</w:t>
+      </w:r>
+      <w:r>
+        <w:rPr>
+          <w:rFonts w:hint="eastAsia"/>
+        </w:rPr>
+        <w:t>。按服务类型可分为</w:t>
+      </w:r>
+      <w:r>
+        <w:t>3个层次：</w:t>
+      </w:r>
+      <w:r>
+        <w:rPr>
+          <w:highlight w:val="yellow"/>
+        </w:rPr>
+        <w:t>基础设施即服务（IaaS）、平台即服务（PaaS）、软件即服务（SaaS）</w:t>
+      </w:r>
+      <w:r>
+        <w:t>。</w:t>
+      </w:r>
+    </w:p>
+    <w:p>
+      <w:r>
+        <w:rPr>
+          <w:rFonts w:hint="eastAsia"/>
+        </w:rPr>
+        <w:t xml:space="preserve">16. </w:t>
+      </w:r>
+      <w:r>
+        <w:t>图像的数字化过程包括哪些？图像与图形有哪些区别？</w:t>
       </w:r>
     </w:p>
     <w:p>
@@ -620,363 +1110,23 @@
         <w:t>答：</w:t>
       </w:r>
       <w:r>
-        <w:t>TCP/IP协议包括物理层、链路层、网络层、传输层和应用层。物理层主要作用是规定了网络的一些电气特性，确保原始的0和1电信号可在各种物理媒体上传输；链路</w:t>
-      </w:r>
-      <w:proofErr w:type="gramStart"/>
-      <w:r>
-        <w:t>层负责</w:t>
-      </w:r>
-      <w:proofErr w:type="gramEnd"/>
-      <w:r>
-        <w:t>数据帧在两个相邻节点间的传送；网络层负责单个数据包从源主机到目的主机的发送；传输</w:t>
-      </w:r>
-      <w:proofErr w:type="gramStart"/>
-      <w:r>
-        <w:t>层负责</w:t>
-      </w:r>
-      <w:proofErr w:type="gramEnd"/>
-      <w:r>
-        <w:t>为两台主机上的应用程序</w:t>
-      </w:r>
-      <w:r>
-        <w:t>提供端口到端口的数据通信；应用层负责向最终用户提供各种应用服务</w:t>
-      </w:r>
-      <w:r>
-        <w:t>。</w:t>
-      </w:r>
-    </w:p>
-    <w:p>
-      <w:r>
-        <w:rPr>
-          <w:rFonts w:hint="eastAsia"/>
-        </w:rPr>
-        <w:t>1</w:t>
-      </w:r>
-      <w:r>
-        <w:rPr>
-          <w:rFonts w:hint="eastAsia"/>
-        </w:rPr>
-        <w:t>2</w:t>
-      </w:r>
-      <w:r>
-        <w:rPr>
-          <w:rFonts w:hint="eastAsia"/>
-        </w:rPr>
-        <w:t xml:space="preserve">. </w:t>
-      </w:r>
-      <w:r>
-        <w:t>浏览器与服务器进行数据传输时，有可能在传输过程中被冒充的盗贼把内容恶意篡改，这里</w:t>
-      </w:r>
-      <w:r>
-        <w:t>可以采用什么技术来保证数据安全？结合该场景说说该技术的基本原理</w:t>
-      </w:r>
-      <w:r>
-        <w:t>。</w:t>
-      </w:r>
-    </w:p>
-    <w:p>
-      <w:r>
-        <w:rPr>
-          <w:rFonts w:hint="eastAsia"/>
-        </w:rPr>
-        <w:t>答：</w:t>
-      </w:r>
-      <w:r>
-        <w:rPr>
-          <w:rFonts w:hint="eastAsia"/>
-        </w:rPr>
-        <w:t>可以采用数字签名。数字签名是用数字证书对发送的信息加密和解密的过程，服务器把数据的摘要信息使用私</w:t>
-      </w:r>
-      <w:proofErr w:type="gramStart"/>
-      <w:r>
-        <w:rPr>
-          <w:rFonts w:hint="eastAsia"/>
-        </w:rPr>
-        <w:t>钥</w:t>
-      </w:r>
-      <w:proofErr w:type="gramEnd"/>
-      <w:r>
-        <w:rPr>
-          <w:rFonts w:hint="eastAsia"/>
-        </w:rPr>
-        <w:t>加密之后就生成签名，连同报文一起发送给客户端。客户端接收数据后，把签名提取出来用公</w:t>
-      </w:r>
-      <w:proofErr w:type="gramStart"/>
-      <w:r>
-        <w:rPr>
-          <w:rFonts w:hint="eastAsia"/>
-        </w:rPr>
-        <w:t>钥</w:t>
-      </w:r>
-      <w:proofErr w:type="gramEnd"/>
-      <w:r>
-        <w:rPr>
-          <w:rFonts w:hint="eastAsia"/>
-        </w:rPr>
-        <w:t>解密、</w:t>
-      </w:r>
-      <w:r>
-        <w:rPr>
-          <w:rFonts w:hint="eastAsia"/>
-        </w:rPr>
-        <w:t>对比，如果两者相等，就表示内容没有被篡改</w:t>
-      </w:r>
-      <w:r>
-        <w:rPr>
-          <w:rFonts w:hint="eastAsia"/>
-        </w:rPr>
-        <w:t>。</w:t>
-      </w:r>
-    </w:p>
-    <w:p>
-      <w:r>
-        <w:rPr>
-          <w:rFonts w:hint="eastAsia"/>
-        </w:rPr>
-        <w:t>13</w:t>
-      </w:r>
-      <w:r>
-        <w:rPr>
-          <w:rFonts w:hint="eastAsia"/>
-        </w:rPr>
-        <w:t xml:space="preserve">. </w:t>
-      </w:r>
-      <w:r>
-        <w:rPr>
-          <w:rFonts w:hint="eastAsia"/>
-        </w:rPr>
-        <w:t>物联网体系架构分为哪几个层次？</w:t>
-      </w:r>
-      <w:r>
-        <w:t>物联网的关键技术有哪些？</w:t>
-      </w:r>
-    </w:p>
-    <w:p>
-      <w:r>
-        <w:rPr>
-          <w:rFonts w:hint="eastAsia"/>
-        </w:rPr>
-        <w:t>答：</w:t>
-      </w:r>
-      <w:r>
-        <w:rPr>
-          <w:rFonts w:hint="eastAsia"/>
-        </w:rPr>
-        <w:t>感知层</w:t>
-      </w:r>
-      <w:r>
-        <w:t>、</w:t>
-      </w:r>
-      <w:r>
-        <w:rPr>
-          <w:rFonts w:hint="eastAsia"/>
-        </w:rPr>
-        <w:t>网络层和应用层。</w:t>
-      </w:r>
-      <w:r>
-        <w:rPr>
-          <w:rFonts w:hint="eastAsia"/>
-        </w:rPr>
-        <w:t>物联网的关键技术包括识别技术（二维码、</w:t>
-      </w:r>
-      <w:r>
-        <w:t>RFID）、传感器技术（无线传感器网络）、M2M</w:t>
-      </w:r>
-      <w:r>
-        <w:t>技术、云计算技术。</w:t>
-      </w:r>
-    </w:p>
-    <w:p>
-      <w:r>
-        <w:t>1</w:t>
-      </w:r>
-      <w:r>
-        <w:rPr>
-          <w:rFonts w:hint="eastAsia"/>
-        </w:rPr>
-        <w:t>4</w:t>
-      </w:r>
-      <w:r>
-        <w:t xml:space="preserve">. </w:t>
-      </w:r>
-      <w:r>
-        <w:t>简述</w:t>
-      </w:r>
-      <w:proofErr w:type="gramStart"/>
-      <w:r>
-        <w:t>冯</w:t>
-      </w:r>
-      <w:proofErr w:type="gramEnd"/>
-      <w:r>
-        <w:t>•</w:t>
-      </w:r>
-      <w:r>
-        <w:t>诺依</w:t>
-      </w:r>
-      <w:proofErr w:type="gramStart"/>
-      <w:r>
-        <w:t>曼</w:t>
-      </w:r>
-      <w:proofErr w:type="gramEnd"/>
-      <w:r>
-        <w:t>理论的要点。</w:t>
-      </w:r>
-    </w:p>
-    <w:p>
-      <w:r>
-        <w:rPr>
-          <w:rFonts w:hint="eastAsia"/>
-        </w:rPr>
-        <w:t>答：</w:t>
-      </w:r>
-      <w:proofErr w:type="gramStart"/>
-      <w:r>
-        <w:rPr>
-          <w:rFonts w:hint="eastAsia"/>
-        </w:rPr>
-        <w:t>冯</w:t>
-      </w:r>
-      <w:proofErr w:type="gramEnd"/>
-      <w:r>
-        <w:rPr>
-          <w:rFonts w:hint="eastAsia"/>
-        </w:rPr>
-        <w:t>•诺依</w:t>
-      </w:r>
-      <w:proofErr w:type="gramStart"/>
-      <w:r>
-        <w:rPr>
-          <w:rFonts w:hint="eastAsia"/>
-        </w:rPr>
-        <w:t>曼</w:t>
-      </w:r>
-      <w:proofErr w:type="gramEnd"/>
-      <w:r>
-        <w:rPr>
-          <w:rFonts w:hint="eastAsia"/>
-        </w:rPr>
-        <w:t>理论的要点包括以下</w:t>
-      </w:r>
-      <w:r>
-        <w:t>3点:</w:t>
-      </w:r>
-    </w:p>
-    <w:p>
-      <w:r>
-        <w:t>(1)二进制。采用二进制形式表示数据和指令。</w:t>
-      </w:r>
-    </w:p>
-    <w:p>
-      <w:r>
-        <w:t>(2)顺序执行。将程序(数据和指令序列)预先存放在主存储器中(程序存储)，使计算机在工作时能够自动高速地从存储器中取出指令，并加以执行(程序控制)。</w:t>
-      </w:r>
-    </w:p>
-    <w:p>
-      <w:r>
-        <w:t>(3)五大模块。由运算器、存储器、控制器、输入设备和输出设备五大基本部件组成计算机硬件体系结构</w:t>
-      </w:r>
-      <w:r>
-        <w:rPr>
-          <w:rFonts w:hint="eastAsia"/>
-        </w:rPr>
-        <w:t>。</w:t>
-      </w:r>
-    </w:p>
-    <w:p>
-      <w:r>
-        <w:rPr>
-          <w:rFonts w:hint="eastAsia"/>
-        </w:rPr>
-        <w:t>15</w:t>
-      </w:r>
-      <w:r>
-        <w:t>.</w:t>
-      </w:r>
-      <w:r>
-        <w:rPr>
-          <w:rFonts w:hint="eastAsia"/>
-        </w:rPr>
-        <w:t xml:space="preserve"> </w:t>
-      </w:r>
-      <w:r>
-        <w:t>什么是云计算？</w:t>
-      </w:r>
-      <w:proofErr w:type="gramStart"/>
-      <w:r>
-        <w:t>云计算</w:t>
-      </w:r>
-      <w:proofErr w:type="gramEnd"/>
-      <w:r>
-        <w:t>按照服务类型可以划分为哪几个层次？</w:t>
-      </w:r>
-    </w:p>
-    <w:p>
-      <w:proofErr w:type="gramStart"/>
-      <w:r>
-        <w:rPr>
-          <w:rFonts w:hint="eastAsia"/>
-        </w:rPr>
-        <w:lastRenderedPageBreak/>
-        <w:t>云计算</w:t>
-      </w:r>
-      <w:proofErr w:type="gramEnd"/>
-      <w:r>
-        <w:rPr>
-          <w:rFonts w:hint="eastAsia"/>
-        </w:rPr>
-        <w:t>是一种按使用量付费的模式，可以实现随时随地随需、便捷地的从可配置的计算资源共享池中获取资源（包括网络，服务器，存储，应用软件，服务），这些资源能够快速供应并释放，使管理资源的工作量或与服务提供商的交互减少到最低。按服务类型可分为</w:t>
-      </w:r>
-      <w:r>
-        <w:t>3个层次：基础设施即服务（</w:t>
-      </w:r>
-      <w:proofErr w:type="spellStart"/>
-      <w:r>
-        <w:t>IaaS</w:t>
-      </w:r>
-      <w:proofErr w:type="spellEnd"/>
-      <w:r>
-        <w:t>）、平台即服务（</w:t>
-      </w:r>
-      <w:proofErr w:type="spellStart"/>
-      <w:r>
-        <w:t>PaaS</w:t>
-      </w:r>
-      <w:proofErr w:type="spellEnd"/>
-      <w:r>
-        <w:t>）、软件即服务（</w:t>
-      </w:r>
-      <w:proofErr w:type="spellStart"/>
-      <w:r>
-        <w:t>SaaS</w:t>
-      </w:r>
-      <w:proofErr w:type="spellEnd"/>
-      <w:r>
-        <w:t>）。</w:t>
-      </w:r>
-    </w:p>
-    <w:p>
-      <w:r>
-        <w:rPr>
-          <w:rFonts w:hint="eastAsia"/>
-        </w:rPr>
-        <w:t xml:space="preserve">16. </w:t>
-      </w:r>
-      <w:r>
-        <w:t>图像的数字化过程包括哪些？图像与图形有哪些区别？</w:t>
-      </w:r>
-    </w:p>
-    <w:p>
-      <w:r>
-        <w:rPr>
-          <w:rFonts w:hint="eastAsia"/>
-        </w:rPr>
-        <w:t>答：</w:t>
-      </w:r>
-      <w:r>
-        <w:rPr>
-          <w:rFonts w:hint="eastAsia"/>
-        </w:rPr>
-        <w:t>图像的数字化过程包括采样、量化和编码。在生成途径上，图像通过输入设备获得实际场景画面，经数字化后以位图形式存储，而图形使用矢量绘图软件以交互方式制作而成，以矢量图形文件形式存储；在表示方法上，图像将景物的投影离散化，然后使用像素表示，而图形使用计算机描述景物的结构、形状与外貌；位图文件占用空间比矢量文件大，放大缩小会失真，可以逼真的表现自然界的景观，而图形较多用在文字设计、工艺美术设计或三维造型等。</w:t>
+        <w:rPr>
+          <w:rFonts w:hint="eastAsia"/>
+        </w:rPr>
+        <w:t>图像的数字化过程包括</w:t>
+      </w:r>
+      <w:r>
+        <w:rPr>
+          <w:rFonts w:hint="eastAsia"/>
+          <w:highlight w:val="yellow"/>
+        </w:rPr>
+        <w:t>采样、量化和编码</w:t>
+      </w:r>
+      <w:r>
+        <w:rPr>
+          <w:rFonts w:hint="eastAsia"/>
+        </w:rPr>
+        <w:t>。在生成途径上，图像通过输入设备获得实际场景画面，经数字化后以位图形式存储，而图形使用矢量绘图软件以交互方式制作而成，以矢量图形文件形式存储；在表示方法上，图像将景物的投影离散化，然后使用像素表示，而图形使用计算机描述景物的结构、形状与外貌；位图文件占用空间比矢量文件大，放大缩小会失真，可以逼真的表现自然界的景观，而图形较多用在文字设计、工艺美术设计或三维造型等。</w:t>
       </w:r>
     </w:p>
     <w:p>
@@ -1007,64 +1157,26 @@
     </w:p>
     <w:p>
       <w:pPr>
-        <w:pStyle w:val="a5"/>
+        <w:pStyle w:val="a7"/>
         <w:numPr>
           <w:ilvl w:val="0"/>
           <w:numId w:val="2"/>
         </w:numPr>
         <w:ind w:firstLineChars="0"/>
-        <w:rPr>
-          <w:rFonts w:hint="eastAsia"/>
-        </w:rPr>
-      </w:pPr>
-      <w:proofErr w:type="spellStart"/>
-      <w:r>
-        <w:t>ChatGPT</w:t>
-      </w:r>
-      <w:proofErr w:type="spellEnd"/>
-      <w:r>
-        <w:t>是美国人工智能研究实验室</w:t>
-      </w:r>
-      <w:proofErr w:type="spellStart"/>
-      <w:r>
-        <w:t>OpenAI</w:t>
-      </w:r>
-      <w:proofErr w:type="spellEnd"/>
-      <w:r>
-        <w:t>新推出的一种人工智能技术驱动的自然语言处理工具，国内，百度文心一言迅速站了出来，文心一言成为全球第一个</w:t>
-      </w:r>
-      <w:proofErr w:type="spellStart"/>
-      <w:r>
-        <w:t>ChatGPT</w:t>
-      </w:r>
-      <w:proofErr w:type="spellEnd"/>
-      <w:r>
-        <w:t>实质性的竞争者。文心一言具备中文领域最先进的自然语言处理能力，在中文语言和中国文化上有更好的表现。</w:t>
-      </w:r>
-      <w:r>
-        <w:rPr>
-          <w:rFonts w:hint="eastAsia"/>
-        </w:rPr>
-        <w:t>请你描述什么是自然语言处理技术？自然语言处理系统包含哪几部分？</w:t>
-      </w:r>
-      <w:proofErr w:type="gramStart"/>
-      <w:r>
-        <w:rPr>
-          <w:rFonts w:hint="eastAsia"/>
-        </w:rPr>
-        <w:t>例举</w:t>
-      </w:r>
-      <w:proofErr w:type="gramEnd"/>
-      <w:r>
-        <w:rPr>
-          <w:rFonts w:hint="eastAsia"/>
-        </w:rPr>
-        <w:t>自然语言处理技术有哪些具体应用？你认为自然语言处理技术的发展前景如何？</w:t>
-      </w:r>
-    </w:p>
-    <w:p>
-      <w:pPr>
-        <w:pStyle w:val="a5"/>
+      </w:pPr>
+      <w:r>
+        <w:t>ChatGPT是美国人工智能研究实验室OpenAI新推出的一种人工智能技术驱动的自然语言处理工具，国内，百度文心一言迅速站了出来，文心一言成为全球第一个ChatGPT实质性的竞争者。文心一言具备中文领域最先进的自然语言处理能力，在中文语言和中国文化上有更好的表现。</w:t>
+      </w:r>
+      <w:r>
+        <w:rPr>
+          <w:rFonts w:hint="eastAsia"/>
+        </w:rPr>
+        <w:t>请你描述什么是自然语言处理技术？自然语言处理系统包含哪几部分？例举自然语言处理技术有哪些具体应用？你认为自然语言处理技术的发展前景如何？</w:t>
+      </w:r>
+    </w:p>
+    <w:p>
+      <w:pPr>
+        <w:pStyle w:val="a7"/>
         <w:numPr>
           <w:ilvl w:val="0"/>
           <w:numId w:val="2"/>
@@ -1078,11 +1190,7 @@
         <w:t>近些年来，随着科技不断发展，</w:t>
       </w:r>
       <w:r>
-        <w:t>VR和AR等众多技术的一一成熟，元宇宙这一虚拟世界似乎也离我不远了，我们正见证一个崭新的世界从构想中走入我们的生活。在元宇宙的世界里，学习环境会从一排排桌椅和黑板根据学科变成一个虚拟重现、虚实融合的教育场景；在元宇宙社交平台，用户可以设置自己的虚拟形象，在虚拟空间中与他人交流、</w:t>
-      </w:r>
-      <w:r>
-        <w:lastRenderedPageBreak/>
-        <w:t>协作、游戏等</w:t>
+        <w:t>VR和AR等众多技术的一一成熟，元宇宙这一虚拟世界似乎也离我不远了，我们正见证一个崭新的世界从构想中走入我们的生活。在元宇宙的世界里，学习环境会从一排排桌椅和黑板根据学科变成一个虚拟重现、虚实融合的教育场景；在元宇宙社交平台，用户可以设置自己的虚拟形象，在虚拟空间中与他人交流、协作、游戏等</w:t>
       </w:r>
       <w:r>
         <w:rPr>
@@ -1100,15 +1208,7 @@
         <w:t>请你描述什么是虚拟现实和增强现实技术（</w:t>
       </w:r>
       <w:r>
-        <w:t>VR/AR）？</w:t>
-      </w:r>
-      <w:proofErr w:type="gramStart"/>
-      <w:r>
-        <w:t>例举</w:t>
-      </w:r>
-      <w:proofErr w:type="gramEnd"/>
-      <w:r>
-        <w:t>VR/AR技术有哪些具体应用？你认为VR/AR技术的发展前景如何？</w:t>
+        <w:t>VR/AR）？例举VR/AR技术有哪些具体应用？你认为VR/AR技术的发展前景如何？</w:t>
       </w:r>
       <w:r>
         <w:t xml:space="preserve"> </w:t>
@@ -1116,29 +1216,18 @@
     </w:p>
     <w:p>
       <w:pPr>
-        <w:pStyle w:val="a5"/>
+        <w:pStyle w:val="a7"/>
         <w:numPr>
           <w:ilvl w:val="0"/>
           <w:numId w:val="2"/>
         </w:numPr>
         <w:ind w:firstLineChars="0"/>
-        <w:rPr>
-          <w:rFonts w:hint="eastAsia"/>
-        </w:rPr>
-      </w:pPr>
-      <w:proofErr w:type="gramStart"/>
-      <w:r>
-        <w:rPr>
-          <w:rFonts w:hint="eastAsia"/>
-        </w:rPr>
-        <w:t>云计算</w:t>
-      </w:r>
-      <w:proofErr w:type="gramEnd"/>
-      <w:r>
-        <w:rPr>
-          <w:rFonts w:hint="eastAsia"/>
-        </w:rPr>
-        <w:t>是高效且廉价的一种新型的服务模式</w:t>
+      </w:pPr>
+      <w:r>
+        <w:rPr>
+          <w:rFonts w:hint="eastAsia"/>
+        </w:rPr>
+        <w:t>云计算是高效且廉价的一种新型的服务模式</w:t>
       </w:r>
       <w:r>
         <w:t>,给人们的生活、工作带来了无限的改变,给人们更新更好的生活体验。</w:t>
@@ -1147,42 +1236,12 @@
         <w:rPr>
           <w:rFonts w:hint="eastAsia"/>
         </w:rPr>
-        <w:t>请你描述什么是云计算技术？云计算技术的发展现状如何？列举</w:t>
-      </w:r>
-      <w:proofErr w:type="gramStart"/>
-      <w:r>
-        <w:rPr>
-          <w:rFonts w:hint="eastAsia"/>
-        </w:rPr>
-        <w:t>云计算</w:t>
-      </w:r>
-      <w:proofErr w:type="gramEnd"/>
-      <w:r>
-        <w:rPr>
-          <w:rFonts w:hint="eastAsia"/>
-        </w:rPr>
-        <w:t>有哪些具体应用？你认为</w:t>
-      </w:r>
-      <w:proofErr w:type="gramStart"/>
-      <w:r>
-        <w:rPr>
-          <w:rFonts w:hint="eastAsia"/>
-        </w:rPr>
-        <w:t>云计算</w:t>
-      </w:r>
-      <w:proofErr w:type="gramEnd"/>
-      <w:r>
-        <w:rPr>
-          <w:rFonts w:hint="eastAsia"/>
-        </w:rPr>
-        <w:t>的发展前景如何？</w:t>
-      </w:r>
-      <w:bookmarkStart w:id="0" w:name="_GoBack"/>
-      <w:bookmarkEnd w:id="0"/>
-    </w:p>
-    <w:p>
-      <w:pPr>
-        <w:pStyle w:val="a5"/>
+        <w:t>请你描述什么是云计算技术？云计算技术的发展现状如何？列举云计算有哪些具体应用？你认为云计算的发展前景如何？</w:t>
+      </w:r>
+    </w:p>
+    <w:p>
+      <w:pPr>
+        <w:pStyle w:val="a7"/>
         <w:numPr>
           <w:ilvl w:val="0"/>
           <w:numId w:val="2"/>
@@ -1196,35 +1255,13 @@
         <w:t>第</w:t>
       </w:r>
       <w:r>
-        <w:t>19届杭州亚运会于2023年9月23日开幕。为全球观众带来了一场前所未有的数字科技盛宴。本届亚运会以数字人火炬手、开幕式AR互动、互动3D</w:t>
-      </w:r>
-      <w:proofErr w:type="gramStart"/>
-      <w:r>
-        <w:t>双威亚数字李</w:t>
-      </w:r>
-      <w:proofErr w:type="gramEnd"/>
-      <w:r>
-        <w:t>生等多项AI科技为亮点，成功上演了一次科技与体育的完美融合。</w:t>
-      </w:r>
-      <w:r>
-        <w:rPr>
-          <w:rFonts w:hint="eastAsia"/>
-        </w:rPr>
-        <w:t>请</w:t>
-      </w:r>
-      <w:proofErr w:type="gramStart"/>
-      <w:r>
-        <w:rPr>
-          <w:rFonts w:hint="eastAsia"/>
-        </w:rPr>
-        <w:t>例举</w:t>
-      </w:r>
-      <w:proofErr w:type="gramEnd"/>
-      <w:r>
-        <w:rPr>
-          <w:rFonts w:hint="eastAsia"/>
-        </w:rPr>
-        <w:t>信息技术在杭州亚运会中的具体应用（至少两种），并分析应用中具体涉及到的技术及带来的好处。你认为信息技术还能为体育产业提供怎样的创新？</w:t>
+        <w:t>19届杭州亚运会于2023年9月23日开幕。为全球观众带来了一场前所未有的数字科技盛宴。本届亚运会以数字人火炬手、开幕式AR互动、互动3D双威亚数字李生等多项AI科技为亮点，成功上演了一次科技与体育的完美融合。</w:t>
+      </w:r>
+      <w:r>
+        <w:rPr>
+          <w:rFonts w:hint="eastAsia"/>
+        </w:rPr>
+        <w:t>请例举信息技术在杭州亚运会中的具体应用（至少两种），并分析应用中具体涉及到的技术及带来的好处。你认为信息技术还能为体育产业提供怎样的创新？</w:t>
       </w:r>
     </w:p>
     <w:sectPr>
@@ -1238,7 +1275,7 @@
 </file>
 
 <file path=word/endnotes.xml><?xml version="1.0" encoding="utf-8"?>
-<w:endnotes xmlns:wpc="http://schemas.microsoft.com/office/word/2010/wordprocessingCanvas" xmlns:mc="http://schemas.openxmlformats.org/markup-compatibility/2006" xmlns:o="urn:schemas-microsoft-com:office:office" xmlns:r="http://schemas.openxmlformats.org/officeDocument/2006/relationships" xmlns:m="http://schemas.openxmlformats.org/officeDocument/2006/math" xmlns:v="urn:schemas-microsoft-com:vml" xmlns:wp14="http://schemas.microsoft.com/office/word/2010/wordprocessingDrawing" xmlns:wp="http://schemas.openxmlformats.org/drawingml/2006/wordprocessingDrawing" xmlns:w10="urn:schemas-microsoft-com:office:word" xmlns:w="http://schemas.openxmlformats.org/wordprocessingml/2006/main" xmlns:w14="http://schemas.microsoft.com/office/word/2010/wordml" xmlns:wpg="http://schemas.microsoft.com/office/word/2010/wordprocessingGroup" xmlns:wpi="http://schemas.microsoft.com/office/word/2010/wordprocessingInk" xmlns:wne="http://schemas.microsoft.com/office/word/2006/wordml" xmlns:wps="http://schemas.microsoft.com/office/word/2010/wordprocessingShape" mc:Ignorable="w14 wp14">
+<w:endnotes xmlns:wpc="http://schemas.microsoft.com/office/word/2010/wordprocessingCanvas" xmlns:cx="http://schemas.microsoft.com/office/drawing/2014/chartex" xmlns:cx1="http://schemas.microsoft.com/office/drawing/2015/9/8/chartex" xmlns:cx2="http://schemas.microsoft.com/office/drawing/2015/10/21/chartex" xmlns:cx3="http://schemas.microsoft.com/office/drawing/2016/5/9/chartex" xmlns:cx4="http://schemas.microsoft.com/office/drawing/2016/5/10/chartex" xmlns:cx5="http://schemas.microsoft.com/office/drawing/2016/5/11/chartex" xmlns:cx6="http://schemas.microsoft.com/office/drawing/2016/5/12/chartex" xmlns:cx7="http://schemas.microsoft.com/office/drawing/2016/5/13/chartex" xmlns:cx8="http://schemas.microsoft.com/office/drawing/2016/5/14/chartex" xmlns:mc="http://schemas.openxmlformats.org/markup-compatibility/2006" xmlns:aink="http://schemas.microsoft.com/office/drawing/2016/ink" xmlns:am3d="http://schemas.microsoft.com/office/drawing/2017/model3d" xmlns:o="urn:schemas-microsoft-com:office:office" xmlns:oel="http://schemas.microsoft.com/office/2019/extlst" xmlns:r="http://schemas.openxmlformats.org/officeDocument/2006/relationships" xmlns:m="http://schemas.openxmlformats.org/officeDocument/2006/math" xmlns:v="urn:schemas-microsoft-com:vml" xmlns:wp14="http://schemas.microsoft.com/office/word/2010/wordprocessingDrawing" xmlns:wp="http://schemas.openxmlformats.org/drawingml/2006/wordprocessingDrawing" xmlns:w10="urn:schemas-microsoft-com:office:word" xmlns:w="http://schemas.openxmlformats.org/wordprocessingml/2006/main" xmlns:w14="http://schemas.microsoft.com/office/word/2010/wordml" xmlns:w15="http://schemas.microsoft.com/office/word/2012/wordml" xmlns:w16cex="http://schemas.microsoft.com/office/word/2018/wordml/cex" xmlns:w16cid="http://schemas.microsoft.com/office/word/2016/wordml/cid" xmlns:w16="http://schemas.microsoft.com/office/word/2018/wordml" xmlns:w16sdtdh="http://schemas.microsoft.com/office/word/2020/wordml/sdtdatahash" xmlns:w16se="http://schemas.microsoft.com/office/word/2015/wordml/symex" xmlns:wpg="http://schemas.microsoft.com/office/word/2010/wordprocessingGroup" xmlns:wpi="http://schemas.microsoft.com/office/word/2010/wordprocessingInk" xmlns:wne="http://schemas.microsoft.com/office/word/2006/wordml" xmlns:wps="http://schemas.microsoft.com/office/word/2010/wordprocessingShape" mc:Ignorable="w14 w15 w16se w16cid w16 w16cex w16sdtdh wp14">
   <w:endnote w:type="separator" w:id="-1">
     <w:p>
       <w:r>
@@ -1257,7 +1294,7 @@
 </file>
 
 <file path=word/footnotes.xml><?xml version="1.0" encoding="utf-8"?>
-<w:footnotes xmlns:wpc="http://schemas.microsoft.com/office/word/2010/wordprocessingCanvas" xmlns:mc="http://schemas.openxmlformats.org/markup-compatibility/2006" xmlns:o="urn:schemas-microsoft-com:office:office" xmlns:r="http://schemas.openxmlformats.org/officeDocument/2006/relationships" xmlns:m="http://schemas.openxmlformats.org/officeDocument/2006/math" xmlns:v="urn:schemas-microsoft-com:vml" xmlns:wp14="http://schemas.microsoft.com/office/word/2010/wordprocessingDrawing" xmlns:wp="http://schemas.openxmlformats.org/drawingml/2006/wordprocessingDrawing" xmlns:w10="urn:schemas-microsoft-com:office:word" xmlns:w="http://schemas.openxmlformats.org/wordprocessingml/2006/main" xmlns:w14="http://schemas.microsoft.com/office/word/2010/wordml" xmlns:wpg="http://schemas.microsoft.com/office/word/2010/wordprocessingGroup" xmlns:wpi="http://schemas.microsoft.com/office/word/2010/wordprocessingInk" xmlns:wne="http://schemas.microsoft.com/office/word/2006/wordml" xmlns:wps="http://schemas.microsoft.com/office/word/2010/wordprocessingShape" mc:Ignorable="w14 wp14">
+<w:footnotes xmlns:wpc="http://schemas.microsoft.com/office/word/2010/wordprocessingCanvas" xmlns:cx="http://schemas.microsoft.com/office/drawing/2014/chartex" xmlns:cx1="http://schemas.microsoft.com/office/drawing/2015/9/8/chartex" xmlns:cx2="http://schemas.microsoft.com/office/drawing/2015/10/21/chartex" xmlns:cx3="http://schemas.microsoft.com/office/drawing/2016/5/9/chartex" xmlns:cx4="http://schemas.microsoft.com/office/drawing/2016/5/10/chartex" xmlns:cx5="http://schemas.microsoft.com/office/drawing/2016/5/11/chartex" xmlns:cx6="http://schemas.microsoft.com/office/drawing/2016/5/12/chartex" xmlns:cx7="http://schemas.microsoft.com/office/drawing/2016/5/13/chartex" xmlns:cx8="http://schemas.microsoft.com/office/drawing/2016/5/14/chartex" xmlns:mc="http://schemas.openxmlformats.org/markup-compatibility/2006" xmlns:aink="http://schemas.microsoft.com/office/drawing/2016/ink" xmlns:am3d="http://schemas.microsoft.com/office/drawing/2017/model3d" xmlns:o="urn:schemas-microsoft-com:office:office" xmlns:oel="http://schemas.microsoft.com/office/2019/extlst" xmlns:r="http://schemas.openxmlformats.org/officeDocument/2006/relationships" xmlns:m="http://schemas.openxmlformats.org/officeDocument/2006/math" xmlns:v="urn:schemas-microsoft-com:vml" xmlns:wp14="http://schemas.microsoft.com/office/word/2010/wordprocessingDrawing" xmlns:wp="http://schemas.openxmlformats.org/drawingml/2006/wordprocessingDrawing" xmlns:w10="urn:schemas-microsoft-com:office:word" xmlns:w="http://schemas.openxmlformats.org/wordprocessingml/2006/main" xmlns:w14="http://schemas.microsoft.com/office/word/2010/wordml" xmlns:w15="http://schemas.microsoft.com/office/word/2012/wordml" xmlns:w16cex="http://schemas.microsoft.com/office/word/2018/wordml/cex" xmlns:w16cid="http://schemas.microsoft.com/office/word/2016/wordml/cid" xmlns:w16="http://schemas.microsoft.com/office/word/2018/wordml" xmlns:w16sdtdh="http://schemas.microsoft.com/office/word/2020/wordml/sdtdatahash" xmlns:w16se="http://schemas.microsoft.com/office/word/2015/wordml/symex" xmlns:wpg="http://schemas.microsoft.com/office/word/2010/wordprocessingGroup" xmlns:wpi="http://schemas.microsoft.com/office/word/2010/wordprocessingInk" xmlns:wne="http://schemas.microsoft.com/office/word/2006/wordml" xmlns:wps="http://schemas.microsoft.com/office/word/2010/wordprocessingShape" mc:Ignorable="w14 w15 w16se w16cid w16 w16cex w16sdtdh wp14">
   <w:footnote w:type="separator" w:id="-1">
     <w:p>
       <w:r>
@@ -1276,8 +1313,8 @@
 </file>
 
 <file path=word/numbering.xml><?xml version="1.0" encoding="utf-8"?>
-<w:numbering xmlns:wpc="http://schemas.microsoft.com/office/word/2010/wordprocessingCanvas" xmlns:mc="http://schemas.openxmlformats.org/markup-compatibility/2006" xmlns:o="urn:schemas-microsoft-com:office:office" xmlns:r="http://schemas.openxmlformats.org/officeDocument/2006/relationships" xmlns:m="http://schemas.openxmlformats.org/officeDocument/2006/math" xmlns:v="urn:schemas-microsoft-com:vml" xmlns:wp14="http://schemas.microsoft.com/office/word/2010/wordprocessingDrawing" xmlns:wp="http://schemas.openxmlformats.org/drawingml/2006/wordprocessingDrawing" xmlns:w10="urn:schemas-microsoft-com:office:word" xmlns:w="http://schemas.openxmlformats.org/wordprocessingml/2006/main" xmlns:w14="http://schemas.microsoft.com/office/word/2010/wordml" xmlns:wpg="http://schemas.microsoft.com/office/word/2010/wordprocessingGroup" xmlns:wpi="http://schemas.microsoft.com/office/word/2010/wordprocessingInk" xmlns:wne="http://schemas.microsoft.com/office/word/2006/wordml" xmlns:wps="http://schemas.microsoft.com/office/word/2010/wordprocessingShape" mc:Ignorable="w14 wp14">
-  <w:abstractNum w:abstractNumId="0">
+<w:numbering xmlns:wpc="http://schemas.microsoft.com/office/word/2010/wordprocessingCanvas" xmlns:cx="http://schemas.microsoft.com/office/drawing/2014/chartex" xmlns:cx1="http://schemas.microsoft.com/office/drawing/2015/9/8/chartex" xmlns:cx2="http://schemas.microsoft.com/office/drawing/2015/10/21/chartex" xmlns:cx3="http://schemas.microsoft.com/office/drawing/2016/5/9/chartex" xmlns:cx4="http://schemas.microsoft.com/office/drawing/2016/5/10/chartex" xmlns:cx5="http://schemas.microsoft.com/office/drawing/2016/5/11/chartex" xmlns:cx6="http://schemas.microsoft.com/office/drawing/2016/5/12/chartex" xmlns:cx7="http://schemas.microsoft.com/office/drawing/2016/5/13/chartex" xmlns:cx8="http://schemas.microsoft.com/office/drawing/2016/5/14/chartex" xmlns:mc="http://schemas.openxmlformats.org/markup-compatibility/2006" xmlns:aink="http://schemas.microsoft.com/office/drawing/2016/ink" xmlns:am3d="http://schemas.microsoft.com/office/drawing/2017/model3d" xmlns:o="urn:schemas-microsoft-com:office:office" xmlns:oel="http://schemas.microsoft.com/office/2019/extlst" xmlns:r="http://schemas.openxmlformats.org/officeDocument/2006/relationships" xmlns:m="http://schemas.openxmlformats.org/officeDocument/2006/math" xmlns:v="urn:schemas-microsoft-com:vml" xmlns:wp14="http://schemas.microsoft.com/office/word/2010/wordprocessingDrawing" xmlns:wp="http://schemas.openxmlformats.org/drawingml/2006/wordprocessingDrawing" xmlns:w10="urn:schemas-microsoft-com:office:word" xmlns:w="http://schemas.openxmlformats.org/wordprocessingml/2006/main" xmlns:w14="http://schemas.microsoft.com/office/word/2010/wordml" xmlns:w15="http://schemas.microsoft.com/office/word/2012/wordml" xmlns:w16cex="http://schemas.microsoft.com/office/word/2018/wordml/cex" xmlns:w16cid="http://schemas.microsoft.com/office/word/2016/wordml/cid" xmlns:w16="http://schemas.microsoft.com/office/word/2018/wordml" xmlns:w16sdtdh="http://schemas.microsoft.com/office/word/2020/wordml/sdtdatahash" xmlns:w16se="http://schemas.microsoft.com/office/word/2015/wordml/symex" xmlns:wpg="http://schemas.microsoft.com/office/word/2010/wordprocessingGroup" xmlns:wpi="http://schemas.microsoft.com/office/word/2010/wordprocessingInk" xmlns:wne="http://schemas.microsoft.com/office/word/2006/wordml" xmlns:wps="http://schemas.microsoft.com/office/word/2010/wordprocessingShape" mc:Ignorable="w14 w15 w16se w16cid w16 w16cex w16sdtdh wp14">
+  <w:abstractNum w:abstractNumId="0" w15:restartNumberingAfterBreak="0">
     <w:nsid w:val="35AE0B5C"/>
     <w:multiLevelType w:val="hybridMultilevel"/>
     <w:tmpl w:val="12CC5C8C"/>
@@ -1366,7 +1403,7 @@
       </w:pPr>
     </w:lvl>
   </w:abstractNum>
-  <w:abstractNum w:abstractNumId="1">
+  <w:abstractNum w:abstractNumId="1" w15:restartNumberingAfterBreak="0">
     <w:nsid w:val="42D35433"/>
     <w:multiLevelType w:val="hybridMultilevel"/>
     <w:tmpl w:val="6F34B038"/>
@@ -1455,7 +1492,7 @@
       </w:pPr>
     </w:lvl>
   </w:abstractNum>
-  <w:abstractNum w:abstractNumId="2">
+  <w:abstractNum w:abstractNumId="2" w15:restartNumberingAfterBreak="0">
     <w:nsid w:val="593A3F9C"/>
     <w:multiLevelType w:val="hybridMultilevel"/>
     <w:tmpl w:val="BF942C92"/>
@@ -1544,7 +1581,7 @@
       </w:pPr>
     </w:lvl>
   </w:abstractNum>
-  <w:abstractNum w:abstractNumId="3">
+  <w:abstractNum w:abstractNumId="3" w15:restartNumberingAfterBreak="0">
     <w:nsid w:val="606E304F"/>
     <w:multiLevelType w:val="hybridMultilevel"/>
     <w:tmpl w:val="B1C8E5CE"/>
@@ -1633,7 +1670,7 @@
       </w:pPr>
     </w:lvl>
   </w:abstractNum>
-  <w:abstractNum w:abstractNumId="4">
+  <w:abstractNum w:abstractNumId="4" w15:restartNumberingAfterBreak="0">
     <w:nsid w:val="6AF57A5D"/>
     <w:multiLevelType w:val="hybridMultilevel"/>
     <w:tmpl w:val="4D24D6D0"/>
@@ -1722,7 +1759,7 @@
       </w:pPr>
     </w:lvl>
   </w:abstractNum>
-  <w:abstractNum w:abstractNumId="5">
+  <w:abstractNum w:abstractNumId="5" w15:restartNumberingAfterBreak="0">
     <w:nsid w:val="704F5D0D"/>
     <w:multiLevelType w:val="hybridMultilevel"/>
     <w:tmpl w:val="DA5EFA1E"/>
@@ -1811,29 +1848,29 @@
       </w:pPr>
     </w:lvl>
   </w:abstractNum>
-  <w:num w:numId="1">
+  <w:num w:numId="1" w16cid:durableId="446117698">
     <w:abstractNumId w:val="1"/>
   </w:num>
-  <w:num w:numId="2">
+  <w:num w:numId="2" w16cid:durableId="1473017892">
     <w:abstractNumId w:val="2"/>
   </w:num>
-  <w:num w:numId="3">
+  <w:num w:numId="3" w16cid:durableId="387799625">
     <w:abstractNumId w:val="0"/>
   </w:num>
-  <w:num w:numId="4">
+  <w:num w:numId="4" w16cid:durableId="1716656142">
     <w:abstractNumId w:val="3"/>
   </w:num>
-  <w:num w:numId="5">
+  <w:num w:numId="5" w16cid:durableId="1027027158">
     <w:abstractNumId w:val="5"/>
   </w:num>
-  <w:num w:numId="6">
+  <w:num w:numId="6" w16cid:durableId="1280645591">
     <w:abstractNumId w:val="4"/>
   </w:num>
 </w:numbering>
 </file>
 
 <file path=word/styles.xml><?xml version="1.0" encoding="utf-8"?>
-<w:styles xmlns:mc="http://schemas.openxmlformats.org/markup-compatibility/2006" xmlns:r="http://schemas.openxmlformats.org/officeDocument/2006/relationships" xmlns:w="http://schemas.openxmlformats.org/wordprocessingml/2006/main" xmlns:w14="http://schemas.microsoft.com/office/word/2010/wordml" mc:Ignorable="w14">
+<w:styles xmlns:mc="http://schemas.openxmlformats.org/markup-compatibility/2006" xmlns:r="http://schemas.openxmlformats.org/officeDocument/2006/relationships" xmlns:w="http://schemas.openxmlformats.org/wordprocessingml/2006/main" xmlns:w14="http://schemas.microsoft.com/office/word/2010/wordml" xmlns:w15="http://schemas.microsoft.com/office/word/2012/wordml" xmlns:w16cex="http://schemas.microsoft.com/office/word/2018/wordml/cex" xmlns:w16cid="http://schemas.microsoft.com/office/word/2016/wordml/cid" xmlns:w16="http://schemas.microsoft.com/office/word/2018/wordml" xmlns:w16sdtdh="http://schemas.microsoft.com/office/word/2020/wordml/sdtdatahash" xmlns:w16se="http://schemas.microsoft.com/office/word/2015/wordml/symex" mc:Ignorable="w14 w15 w16se w16cid w16 w16cex w16sdtdh">
   <w:docDefaults>
     <w:rPrDefault>
       <w:rPr>
@@ -1846,144 +1883,383 @@
     </w:rPrDefault>
     <w:pPrDefault/>
   </w:docDefaults>
-  <w:latentStyles w:defLockedState="0" w:defUIPriority="99" w:defSemiHidden="1" w:defUnhideWhenUsed="1" w:defQFormat="0" w:count="267">
-    <w:lsdException w:name="Normal" w:semiHidden="0" w:uiPriority="0" w:unhideWhenUsed="0" w:qFormat="1"/>
-    <w:lsdException w:name="heading 1" w:semiHidden="0" w:uiPriority="9" w:unhideWhenUsed="0" w:qFormat="1"/>
-    <w:lsdException w:name="heading 2" w:uiPriority="9" w:qFormat="1"/>
-    <w:lsdException w:name="heading 3" w:uiPriority="9" w:qFormat="1"/>
-    <w:lsdException w:name="heading 4" w:uiPriority="9" w:qFormat="1"/>
-    <w:lsdException w:name="heading 5" w:uiPriority="9" w:qFormat="1"/>
-    <w:lsdException w:name="heading 6" w:uiPriority="9" w:qFormat="1"/>
-    <w:lsdException w:name="heading 7" w:uiPriority="9" w:qFormat="1"/>
-    <w:lsdException w:name="heading 8" w:uiPriority="9" w:qFormat="1"/>
-    <w:lsdException w:name="heading 9" w:uiPriority="9" w:qFormat="1"/>
-    <w:lsdException w:name="toc 1" w:uiPriority="39"/>
-    <w:lsdException w:name="toc 2" w:uiPriority="39"/>
-    <w:lsdException w:name="toc 3" w:uiPriority="39"/>
-    <w:lsdException w:name="toc 4" w:uiPriority="39"/>
-    <w:lsdException w:name="toc 5" w:uiPriority="39"/>
-    <w:lsdException w:name="toc 6" w:uiPriority="39"/>
-    <w:lsdException w:name="toc 7" w:uiPriority="39"/>
-    <w:lsdException w:name="toc 8" w:uiPriority="39"/>
-    <w:lsdException w:name="toc 9" w:uiPriority="39"/>
-    <w:lsdException w:name="caption" w:uiPriority="35" w:qFormat="1"/>
-    <w:lsdException w:name="Title" w:semiHidden="0" w:uiPriority="10" w:unhideWhenUsed="0" w:qFormat="1"/>
-    <w:lsdException w:name="Default Paragraph Font" w:uiPriority="1"/>
-    <w:lsdException w:name="Subtitle" w:semiHidden="0" w:uiPriority="11" w:unhideWhenUsed="0" w:qFormat="1"/>
-    <w:lsdException w:name="Strong" w:semiHidden="0" w:uiPriority="22" w:unhideWhenUsed="0" w:qFormat="1"/>
-    <w:lsdException w:name="Emphasis" w:semiHidden="0" w:uiPriority="20" w:unhideWhenUsed="0" w:qFormat="1"/>
-    <w:lsdException w:name="Table Grid" w:semiHidden="0" w:uiPriority="39" w:unhideWhenUsed="0"/>
-    <w:lsdException w:name="Placeholder Text" w:unhideWhenUsed="0"/>
-    <w:lsdException w:name="No Spacing" w:semiHidden="0" w:uiPriority="1" w:unhideWhenUsed="0" w:qFormat="1"/>
-    <w:lsdException w:name="Light Shading" w:semiHidden="0" w:uiPriority="60" w:unhideWhenUsed="0"/>
-    <w:lsdException w:name="Light List" w:semiHidden="0" w:uiPriority="61" w:unhideWhenUsed="0"/>
-    <w:lsdException w:name="Light Grid" w:semiHidden="0" w:uiPriority="62" w:unhideWhenUsed="0"/>
-    <w:lsdException w:name="Medium Shading 1" w:semiHidden="0" w:uiPriority="63" w:unhideWhenUsed="0"/>
-    <w:lsdException w:name="Medium Shading 2" w:semiHidden="0" w:uiPriority="64" w:unhideWhenUsed="0"/>
-    <w:lsdException w:name="Medium List 1" w:semiHidden="0" w:uiPriority="65" w:unhideWhenUsed="0"/>
-    <w:lsdException w:name="Medium List 2" w:semiHidden="0" w:uiPriority="66" w:unhideWhenUsed="0"/>
-    <w:lsdException w:name="Medium Grid 1" w:semiHidden="0" w:uiPriority="67" w:unhideWhenUsed="0"/>
-    <w:lsdException w:name="Medium Grid 2" w:semiHidden="0" w:uiPriority="68" w:unhideWhenUsed="0"/>
-    <w:lsdException w:name="Medium Grid 3" w:semiHidden="0" w:uiPriority="69" w:unhideWhenUsed="0"/>
-    <w:lsdException w:name="Dark List" w:semiHidden="0" w:uiPriority="70" w:unhideWhenUsed="0"/>
-    <w:lsdException w:name="Colorful Shading" w:semiHidden="0" w:uiPriority="71" w:unhideWhenUsed="0"/>
-    <w:lsdException w:name="Colorful List" w:semiHidden="0" w:uiPriority="72" w:unhideWhenUsed="0"/>
-    <w:lsdException w:name="Colorful Grid" w:semiHidden="0" w:uiPriority="73" w:unhideWhenUsed="0"/>
-    <w:lsdException w:name="Light Shading Accent 1" w:semiHidden="0" w:uiPriority="60" w:unhideWhenUsed="0"/>
-    <w:lsdException w:name="Light List Accent 1" w:semiHidden="0" w:uiPriority="61" w:unhideWhenUsed="0"/>
-    <w:lsdException w:name="Light Grid Accent 1" w:semiHidden="0" w:uiPriority="62" w:unhideWhenUsed="0"/>
-    <w:lsdException w:name="Medium Shading 1 Accent 1" w:semiHidden="0" w:uiPriority="63" w:unhideWhenUsed="0"/>
-    <w:lsdException w:name="Medium Shading 2 Accent 1" w:semiHidden="0" w:uiPriority="64" w:unhideWhenUsed="0"/>
-    <w:lsdException w:name="Medium List 1 Accent 1" w:semiHidden="0" w:uiPriority="65" w:unhideWhenUsed="0"/>
-    <w:lsdException w:name="Revision" w:unhideWhenUsed="0"/>
-    <w:lsdException w:name="List Paragraph" w:semiHidden="0" w:uiPriority="34" w:unhideWhenUsed="0" w:qFormat="1"/>
-    <w:lsdException w:name="Quote" w:semiHidden="0" w:uiPriority="29" w:unhideWhenUsed="0" w:qFormat="1"/>
-    <w:lsdException w:name="Intense Quote" w:semiHidden="0" w:uiPriority="30" w:unhideWhenUsed="0" w:qFormat="1"/>
-    <w:lsdException w:name="Medium List 2 Accent 1" w:semiHidden="0" w:uiPriority="66" w:unhideWhenUsed="0"/>
-    <w:lsdException w:name="Medium Grid 1 Accent 1" w:semiHidden="0" w:uiPriority="67" w:unhideWhenUsed="0"/>
-    <w:lsdException w:name="Medium Grid 2 Accent 1" w:semiHidden="0" w:uiPriority="68" w:unhideWhenUsed="0"/>
-    <w:lsdException w:name="Medium Grid 3 Accent 1" w:semiHidden="0" w:uiPriority="69" w:unhideWhenUsed="0"/>
-    <w:lsdException w:name="Dark List Accent 1" w:semiHidden="0" w:uiPriority="70" w:unhideWhenUsed="0"/>
-    <w:lsdException w:name="Colorful Shading Accent 1" w:semiHidden="0" w:uiPriority="71" w:unhideWhenUsed="0"/>
-    <w:lsdException w:name="Colorful List Accent 1" w:semiHidden="0" w:uiPriority="72" w:unhideWhenUsed="0"/>
-    <w:lsdException w:name="Colorful Grid Accent 1" w:semiHidden="0" w:uiPriority="73" w:unhideWhenUsed="0"/>
-    <w:lsdException w:name="Light Shading Accent 2" w:semiHidden="0" w:uiPriority="60" w:unhideWhenUsed="0"/>
-    <w:lsdException w:name="Light List Accent 2" w:semiHidden="0" w:uiPriority="61" w:unhideWhenUsed="0"/>
-    <w:lsdException w:name="Light Grid Accent 2" w:semiHidden="0" w:uiPriority="62" w:unhideWhenUsed="0"/>
-    <w:lsdException w:name="Medium Shading 1 Accent 2" w:semiHidden="0" w:uiPriority="63" w:unhideWhenUsed="0"/>
-    <w:lsdException w:name="Medium Shading 2 Accent 2" w:semiHidden="0" w:uiPriority="64" w:unhideWhenUsed="0"/>
-    <w:lsdException w:name="Medium List 1 Accent 2" w:semiHidden="0" w:uiPriority="65" w:unhideWhenUsed="0"/>
-    <w:lsdException w:name="Medium List 2 Accent 2" w:semiHidden="0" w:uiPriority="66" w:unhideWhenUsed="0"/>
-    <w:lsdException w:name="Medium Grid 1 Accent 2" w:semiHidden="0" w:uiPriority="67" w:unhideWhenUsed="0"/>
-    <w:lsdException w:name="Medium Grid 2 Accent 2" w:semiHidden="0" w:uiPriority="68" w:unhideWhenUsed="0"/>
-    <w:lsdException w:name="Medium Grid 3 Accent 2" w:semiHidden="0" w:uiPriority="69" w:unhideWhenUsed="0"/>
-    <w:lsdException w:name="Dark List Accent 2" w:semiHidden="0" w:uiPriority="70" w:unhideWhenUsed="0"/>
-    <w:lsdException w:name="Colorful Shading Accent 2" w:semiHidden="0" w:uiPriority="71" w:unhideWhenUsed="0"/>
-    <w:lsdException w:name="Colorful List Accent 2" w:semiHidden="0" w:uiPriority="72" w:unhideWhenUsed="0"/>
-    <w:lsdException w:name="Colorful Grid Accent 2" w:semiHidden="0" w:uiPriority="73" w:unhideWhenUsed="0"/>
-    <w:lsdException w:name="Light Shading Accent 3" w:semiHidden="0" w:uiPriority="60" w:unhideWhenUsed="0"/>
-    <w:lsdException w:name="Light List Accent 3" w:semiHidden="0" w:uiPriority="61" w:unhideWhenUsed="0"/>
-    <w:lsdException w:name="Light Grid Accent 3" w:semiHidden="0" w:uiPriority="62" w:unhideWhenUsed="0"/>
-    <w:lsdException w:name="Medium Shading 1 Accent 3" w:semiHidden="0" w:uiPriority="63" w:unhideWhenUsed="0"/>
-    <w:lsdException w:name="Medium Shading 2 Accent 3" w:semiHidden="0" w:uiPriority="64" w:unhideWhenUsed="0"/>
-    <w:lsdException w:name="Medium List 1 Accent 3" w:semiHidden="0" w:uiPriority="65" w:unhideWhenUsed="0"/>
-    <w:lsdException w:name="Medium List 2 Accent 3" w:semiHidden="0" w:uiPriority="66" w:unhideWhenUsed="0"/>
-    <w:lsdException w:name="Medium Grid 1 Accent 3" w:semiHidden="0" w:uiPriority="67" w:unhideWhenUsed="0"/>
-    <w:lsdException w:name="Medium Grid 2 Accent 3" w:semiHidden="0" w:uiPriority="68" w:unhideWhenUsed="0"/>
-    <w:lsdException w:name="Medium Grid 3 Accent 3" w:semiHidden="0" w:uiPriority="69" w:unhideWhenUsed="0"/>
-    <w:lsdException w:name="Dark List Accent 3" w:semiHidden="0" w:uiPriority="70" w:unhideWhenUsed="0"/>
-    <w:lsdException w:name="Colorful Shading Accent 3" w:semiHidden="0" w:uiPriority="71" w:unhideWhenUsed="0"/>
-    <w:lsdException w:name="Colorful List Accent 3" w:semiHidden="0" w:uiPriority="72" w:unhideWhenUsed="0"/>
-    <w:lsdException w:name="Colorful Grid Accent 3" w:semiHidden="0" w:uiPriority="73" w:unhideWhenUsed="0"/>
-    <w:lsdException w:name="Light Shading Accent 4" w:semiHidden="0" w:uiPriority="60" w:unhideWhenUsed="0"/>
-    <w:lsdException w:name="Light List Accent 4" w:semiHidden="0" w:uiPriority="61" w:unhideWhenUsed="0"/>
-    <w:lsdException w:name="Light Grid Accent 4" w:semiHidden="0" w:uiPriority="62" w:unhideWhenUsed="0"/>
-    <w:lsdException w:name="Medium Shading 1 Accent 4" w:semiHidden="0" w:uiPriority="63" w:unhideWhenUsed="0"/>
-    <w:lsdException w:name="Medium Shading 2 Accent 4" w:semiHidden="0" w:uiPriority="64" w:unhideWhenUsed="0"/>
-    <w:lsdException w:name="Medium List 1 Accent 4" w:semiHidden="0" w:uiPriority="65" w:unhideWhenUsed="0"/>
-    <w:lsdException w:name="Medium List 2 Accent 4" w:semiHidden="0" w:uiPriority="66" w:unhideWhenUsed="0"/>
-    <w:lsdException w:name="Medium Grid 1 Accent 4" w:semiHidden="0" w:uiPriority="67" w:unhideWhenUsed="0"/>
-    <w:lsdException w:name="Medium Grid 2 Accent 4" w:semiHidden="0" w:uiPriority="68" w:unhideWhenUsed="0"/>
-    <w:lsdException w:name="Medium Grid 3 Accent 4" w:semiHidden="0" w:uiPriority="69" w:unhideWhenUsed="0"/>
-    <w:lsdException w:name="Dark List Accent 4" w:semiHidden="0" w:uiPriority="70" w:unhideWhenUsed="0"/>
-    <w:lsdException w:name="Colorful Shading Accent 4" w:semiHidden="0" w:uiPriority="71" w:unhideWhenUsed="0"/>
-    <w:lsdException w:name="Colorful List Accent 4" w:semiHidden="0" w:uiPriority="72" w:unhideWhenUsed="0"/>
-    <w:lsdException w:name="Colorful Grid Accent 4" w:semiHidden="0" w:uiPriority="73" w:unhideWhenUsed="0"/>
-    <w:lsdException w:name="Light Shading Accent 5" w:semiHidden="0" w:uiPriority="60" w:unhideWhenUsed="0"/>
-    <w:lsdException w:name="Light List Accent 5" w:semiHidden="0" w:uiPriority="61" w:unhideWhenUsed="0"/>
-    <w:lsdException w:name="Light Grid Accent 5" w:semiHidden="0" w:uiPriority="62" w:unhideWhenUsed="0"/>
-    <w:lsdException w:name="Medium Shading 1 Accent 5" w:semiHidden="0" w:uiPriority="63" w:unhideWhenUsed="0"/>
-    <w:lsdException w:name="Medium Shading 2 Accent 5" w:semiHidden="0" w:uiPriority="64" w:unhideWhenUsed="0"/>
-    <w:lsdException w:name="Medium List 1 Accent 5" w:semiHidden="0" w:uiPriority="65" w:unhideWhenUsed="0"/>
-    <w:lsdException w:name="Medium List 2 Accent 5" w:semiHidden="0" w:uiPriority="66" w:unhideWhenUsed="0"/>
-    <w:lsdException w:name="Medium Grid 1 Accent 5" w:semiHidden="0" w:uiPriority="67" w:unhideWhenUsed="0"/>
-    <w:lsdException w:name="Medium Grid 2 Accent 5" w:semiHidden="0" w:uiPriority="68" w:unhideWhenUsed="0"/>
-    <w:lsdException w:name="Medium Grid 3 Accent 5" w:semiHidden="0" w:uiPriority="69" w:unhideWhenUsed="0"/>
-    <w:lsdException w:name="Dark List Accent 5" w:semiHidden="0" w:uiPriority="70" w:unhideWhenUsed="0"/>
-    <w:lsdException w:name="Colorful Shading Accent 5" w:semiHidden="0" w:uiPriority="71" w:unhideWhenUsed="0"/>
-    <w:lsdException w:name="Colorful List Accent 5" w:semiHidden="0" w:uiPriority="72" w:unhideWhenUsed="0"/>
-    <w:lsdException w:name="Colorful Grid Accent 5" w:semiHidden="0" w:uiPriority="73" w:unhideWhenUsed="0"/>
-    <w:lsdException w:name="Light Shading Accent 6" w:semiHidden="0" w:uiPriority="60" w:unhideWhenUsed="0"/>
-    <w:lsdException w:name="Light List Accent 6" w:semiHidden="0" w:uiPriority="61" w:unhideWhenUsed="0"/>
-    <w:lsdException w:name="Light Grid Accent 6" w:semiHidden="0" w:uiPriority="62" w:unhideWhenUsed="0"/>
-    <w:lsdException w:name="Medium Shading 1 Accent 6" w:semiHidden="0" w:uiPriority="63" w:unhideWhenUsed="0"/>
-    <w:lsdException w:name="Medium Shading 2 Accent 6" w:semiHidden="0" w:uiPriority="64" w:unhideWhenUsed="0"/>
-    <w:lsdException w:name="Medium List 1 Accent 6" w:semiHidden="0" w:uiPriority="65" w:unhideWhenUsed="0"/>
-    <w:lsdException w:name="Medium List 2 Accent 6" w:semiHidden="0" w:uiPriority="66" w:unhideWhenUsed="0"/>
-    <w:lsdException w:name="Medium Grid 1 Accent 6" w:semiHidden="0" w:uiPriority="67" w:unhideWhenUsed="0"/>
-    <w:lsdException w:name="Medium Grid 2 Accent 6" w:semiHidden="0" w:uiPriority="68" w:unhideWhenUsed="0"/>
-    <w:lsdException w:name="Medium Grid 3 Accent 6" w:semiHidden="0" w:uiPriority="69" w:unhideWhenUsed="0"/>
-    <w:lsdException w:name="Dark List Accent 6" w:semiHidden="0" w:uiPriority="70" w:unhideWhenUsed="0"/>
-    <w:lsdException w:name="Colorful Shading Accent 6" w:semiHidden="0" w:uiPriority="71" w:unhideWhenUsed="0"/>
-    <w:lsdException w:name="Colorful List Accent 6" w:semiHidden="0" w:uiPriority="72" w:unhideWhenUsed="0"/>
-    <w:lsdException w:name="Colorful Grid Accent 6" w:semiHidden="0" w:uiPriority="73" w:unhideWhenUsed="0"/>
-    <w:lsdException w:name="Subtle Emphasis" w:semiHidden="0" w:uiPriority="19" w:unhideWhenUsed="0" w:qFormat="1"/>
-    <w:lsdException w:name="Intense Emphasis" w:semiHidden="0" w:uiPriority="21" w:unhideWhenUsed="0" w:qFormat="1"/>
-    <w:lsdException w:name="Subtle Reference" w:semiHidden="0" w:uiPriority="31" w:unhideWhenUsed="0" w:qFormat="1"/>
-    <w:lsdException w:name="Intense Reference" w:semiHidden="0" w:uiPriority="32" w:unhideWhenUsed="0" w:qFormat="1"/>
-    <w:lsdException w:name="Book Title" w:semiHidden="0" w:uiPriority="33" w:unhideWhenUsed="0" w:qFormat="1"/>
-    <w:lsdException w:name="Bibliography" w:uiPriority="37"/>
-    <w:lsdException w:name="TOC Heading" w:uiPriority="39" w:qFormat="1"/>
+  <w:latentStyles w:defLockedState="0" w:defUIPriority="99" w:defSemiHidden="0" w:defUnhideWhenUsed="0" w:defQFormat="0" w:count="376">
+    <w:lsdException w:name="Normal" w:uiPriority="0" w:qFormat="1"/>
+    <w:lsdException w:name="heading 1" w:uiPriority="9" w:qFormat="1"/>
+    <w:lsdException w:name="heading 2" w:semiHidden="1" w:uiPriority="9" w:unhideWhenUsed="1" w:qFormat="1"/>
+    <w:lsdException w:name="heading 3" w:semiHidden="1" w:uiPriority="9" w:unhideWhenUsed="1" w:qFormat="1"/>
+    <w:lsdException w:name="heading 4" w:semiHidden="1" w:uiPriority="9" w:unhideWhenUsed="1" w:qFormat="1"/>
+    <w:lsdException w:name="heading 5" w:semiHidden="1" w:uiPriority="9" w:unhideWhenUsed="1" w:qFormat="1"/>
+    <w:lsdException w:name="heading 6" w:semiHidden="1" w:uiPriority="9" w:unhideWhenUsed="1" w:qFormat="1"/>
+    <w:lsdException w:name="heading 7" w:semiHidden="1" w:uiPriority="9" w:unhideWhenUsed="1" w:qFormat="1"/>
+    <w:lsdException w:name="heading 8" w:semiHidden="1" w:uiPriority="9" w:unhideWhenUsed="1" w:qFormat="1"/>
+    <w:lsdException w:name="heading 9" w:semiHidden="1" w:uiPriority="9" w:unhideWhenUsed="1" w:qFormat="1"/>
+    <w:lsdException w:name="index 1" w:semiHidden="1" w:unhideWhenUsed="1"/>
+    <w:lsdException w:name="index 2" w:semiHidden="1" w:unhideWhenUsed="1"/>
+    <w:lsdException w:name="index 3" w:semiHidden="1" w:unhideWhenUsed="1"/>
+    <w:lsdException w:name="index 4" w:semiHidden="1" w:unhideWhenUsed="1"/>
+    <w:lsdException w:name="index 5" w:semiHidden="1" w:unhideWhenUsed="1"/>
+    <w:lsdException w:name="index 6" w:semiHidden="1" w:unhideWhenUsed="1"/>
+    <w:lsdException w:name="index 7" w:semiHidden="1" w:unhideWhenUsed="1"/>
+    <w:lsdException w:name="index 8" w:semiHidden="1" w:unhideWhenUsed="1"/>
+    <w:lsdException w:name="index 9" w:semiHidden="1" w:unhideWhenUsed="1"/>
+    <w:lsdException w:name="toc 1" w:semiHidden="1" w:uiPriority="39" w:unhideWhenUsed="1"/>
+    <w:lsdException w:name="toc 2" w:semiHidden="1" w:uiPriority="39" w:unhideWhenUsed="1"/>
+    <w:lsdException w:name="toc 3" w:semiHidden="1" w:uiPriority="39" w:unhideWhenUsed="1"/>
+    <w:lsdException w:name="toc 4" w:semiHidden="1" w:uiPriority="39" w:unhideWhenUsed="1"/>
+    <w:lsdException w:name="toc 5" w:semiHidden="1" w:uiPriority="39" w:unhideWhenUsed="1"/>
+    <w:lsdException w:name="toc 6" w:semiHidden="1" w:uiPriority="39" w:unhideWhenUsed="1"/>
+    <w:lsdException w:name="toc 7" w:semiHidden="1" w:uiPriority="39" w:unhideWhenUsed="1"/>
+    <w:lsdException w:name="toc 8" w:semiHidden="1" w:uiPriority="39" w:unhideWhenUsed="1"/>
+    <w:lsdException w:name="toc 9" w:semiHidden="1" w:uiPriority="39" w:unhideWhenUsed="1"/>
+    <w:lsdException w:name="Normal Indent" w:semiHidden="1" w:unhideWhenUsed="1"/>
+    <w:lsdException w:name="footnote text" w:semiHidden="1" w:unhideWhenUsed="1"/>
+    <w:lsdException w:name="annotation text" w:semiHidden="1" w:unhideWhenUsed="1"/>
+    <w:lsdException w:name="header" w:semiHidden="1" w:unhideWhenUsed="1"/>
+    <w:lsdException w:name="footer" w:semiHidden="1" w:unhideWhenUsed="1"/>
+    <w:lsdException w:name="index heading" w:semiHidden="1" w:unhideWhenUsed="1"/>
+    <w:lsdException w:name="caption" w:semiHidden="1" w:uiPriority="35" w:unhideWhenUsed="1" w:qFormat="1"/>
+    <w:lsdException w:name="table of figures" w:semiHidden="1" w:unhideWhenUsed="1"/>
+    <w:lsdException w:name="envelope address" w:semiHidden="1" w:unhideWhenUsed="1"/>
+    <w:lsdException w:name="envelope return" w:semiHidden="1" w:unhideWhenUsed="1"/>
+    <w:lsdException w:name="footnote reference" w:semiHidden="1" w:unhideWhenUsed="1"/>
+    <w:lsdException w:name="annotation reference" w:semiHidden="1" w:unhideWhenUsed="1"/>
+    <w:lsdException w:name="line number" w:semiHidden="1" w:unhideWhenUsed="1"/>
+    <w:lsdException w:name="page number" w:semiHidden="1" w:unhideWhenUsed="1"/>
+    <w:lsdException w:name="endnote reference" w:semiHidden="1" w:unhideWhenUsed="1"/>
+    <w:lsdException w:name="endnote text" w:semiHidden="1" w:unhideWhenUsed="1"/>
+    <w:lsdException w:name="table of authorities" w:semiHidden="1" w:unhideWhenUsed="1"/>
+    <w:lsdException w:name="macro" w:semiHidden="1" w:unhideWhenUsed="1"/>
+    <w:lsdException w:name="toa heading" w:semiHidden="1" w:unhideWhenUsed="1"/>
+    <w:lsdException w:name="List" w:semiHidden="1" w:unhideWhenUsed="1"/>
+    <w:lsdException w:name="List Bullet" w:semiHidden="1" w:unhideWhenUsed="1"/>
+    <w:lsdException w:name="List Number" w:semiHidden="1" w:unhideWhenUsed="1"/>
+    <w:lsdException w:name="List 2" w:semiHidden="1" w:unhideWhenUsed="1"/>
+    <w:lsdException w:name="List 3" w:semiHidden="1" w:unhideWhenUsed="1"/>
+    <w:lsdException w:name="List 4" w:semiHidden="1" w:unhideWhenUsed="1"/>
+    <w:lsdException w:name="List 5" w:semiHidden="1" w:unhideWhenUsed="1"/>
+    <w:lsdException w:name="List Bullet 2" w:semiHidden="1" w:unhideWhenUsed="1"/>
+    <w:lsdException w:name="List Bullet 3" w:semiHidden="1" w:unhideWhenUsed="1"/>
+    <w:lsdException w:name="List Bullet 4" w:semiHidden="1" w:unhideWhenUsed="1"/>
+    <w:lsdException w:name="List Bullet 5" w:semiHidden="1" w:unhideWhenUsed="1"/>
+    <w:lsdException w:name="List Number 2" w:semiHidden="1" w:unhideWhenUsed="1"/>
+    <w:lsdException w:name="List Number 3" w:semiHidden="1" w:unhideWhenUsed="1"/>
+    <w:lsdException w:name="List Number 4" w:semiHidden="1" w:unhideWhenUsed="1"/>
+    <w:lsdException w:name="List Number 5" w:semiHidden="1" w:unhideWhenUsed="1"/>
+    <w:lsdException w:name="Title" w:uiPriority="10" w:qFormat="1"/>
+    <w:lsdException w:name="Closing" w:semiHidden="1" w:unhideWhenUsed="1"/>
+    <w:lsdException w:name="Signature" w:semiHidden="1" w:unhideWhenUsed="1"/>
+    <w:lsdException w:name="Default Paragraph Font" w:semiHidden="1" w:uiPriority="1" w:unhideWhenUsed="1"/>
+    <w:lsdException w:name="Body Text" w:semiHidden="1" w:unhideWhenUsed="1"/>
+    <w:lsdException w:name="Body Text Indent" w:semiHidden="1" w:unhideWhenUsed="1"/>
+    <w:lsdException w:name="List Continue" w:semiHidden="1" w:unhideWhenUsed="1"/>
+    <w:lsdException w:name="List Continue 2" w:semiHidden="1" w:unhideWhenUsed="1"/>
+    <w:lsdException w:name="List Continue 3" w:semiHidden="1" w:unhideWhenUsed="1"/>
+    <w:lsdException w:name="List Continue 4" w:semiHidden="1" w:unhideWhenUsed="1"/>
+    <w:lsdException w:name="List Continue 5" w:semiHidden="1" w:unhideWhenUsed="1"/>
+    <w:lsdException w:name="Message Header" w:semiHidden="1" w:unhideWhenUsed="1"/>
+    <w:lsdException w:name="Subtitle" w:uiPriority="11" w:qFormat="1"/>
+    <w:lsdException w:name="Salutation" w:semiHidden="1" w:unhideWhenUsed="1"/>
+    <w:lsdException w:name="Date" w:semiHidden="1" w:unhideWhenUsed="1"/>
+    <w:lsdException w:name="Body Text First Indent" w:semiHidden="1" w:unhideWhenUsed="1"/>
+    <w:lsdException w:name="Body Text First Indent 2" w:semiHidden="1" w:unhideWhenUsed="1"/>
+    <w:lsdException w:name="Note Heading" w:semiHidden="1" w:unhideWhenUsed="1"/>
+    <w:lsdException w:name="Body Text 2" w:semiHidden="1" w:unhideWhenUsed="1"/>
+    <w:lsdException w:name="Body Text 3" w:semiHidden="1" w:unhideWhenUsed="1"/>
+    <w:lsdException w:name="Body Text Indent 2" w:semiHidden="1" w:unhideWhenUsed="1"/>
+    <w:lsdException w:name="Body Text Indent 3" w:semiHidden="1" w:unhideWhenUsed="1"/>
+    <w:lsdException w:name="Block Text" w:semiHidden="1" w:unhideWhenUsed="1"/>
+    <w:lsdException w:name="Hyperlink" w:semiHidden="1" w:unhideWhenUsed="1"/>
+    <w:lsdException w:name="FollowedHyperlink" w:semiHidden="1" w:unhideWhenUsed="1"/>
+    <w:lsdException w:name="Strong" w:uiPriority="22" w:qFormat="1"/>
+    <w:lsdException w:name="Emphasis" w:uiPriority="20" w:qFormat="1"/>
+    <w:lsdException w:name="Document Map" w:semiHidden="1" w:unhideWhenUsed="1"/>
+    <w:lsdException w:name="Plain Text" w:semiHidden="1" w:unhideWhenUsed="1"/>
+    <w:lsdException w:name="E-mail Signature" w:semiHidden="1" w:unhideWhenUsed="1"/>
+    <w:lsdException w:name="HTML Top of Form" w:semiHidden="1" w:unhideWhenUsed="1"/>
+    <w:lsdException w:name="HTML Bottom of Form" w:semiHidden="1" w:unhideWhenUsed="1"/>
+    <w:lsdException w:name="Normal (Web)" w:semiHidden="1" w:unhideWhenUsed="1"/>
+    <w:lsdException w:name="HTML Acronym" w:semiHidden="1" w:unhideWhenUsed="1"/>
+    <w:lsdException w:name="HTML Address" w:semiHidden="1" w:unhideWhenUsed="1"/>
+    <w:lsdException w:name="HTML Cite" w:semiHidden="1" w:unhideWhenUsed="1"/>
+    <w:lsdException w:name="HTML Code" w:semiHidden="1" w:unhideWhenUsed="1"/>
+    <w:lsdException w:name="HTML Definition" w:semiHidden="1" w:unhideWhenUsed="1"/>
+    <w:lsdException w:name="HTML Keyboard" w:semiHidden="1" w:unhideWhenUsed="1"/>
+    <w:lsdException w:name="HTML Preformatted" w:semiHidden="1" w:unhideWhenUsed="1"/>
+    <w:lsdException w:name="HTML Sample" w:semiHidden="1" w:unhideWhenUsed="1"/>
+    <w:lsdException w:name="HTML Typewriter" w:semiHidden="1" w:unhideWhenUsed="1"/>
+    <w:lsdException w:name="HTML Variable" w:semiHidden="1" w:unhideWhenUsed="1"/>
+    <w:lsdException w:name="Normal Table" w:semiHidden="1" w:unhideWhenUsed="1"/>
+    <w:lsdException w:name="annotation subject" w:semiHidden="1" w:unhideWhenUsed="1"/>
+    <w:lsdException w:name="No List" w:semiHidden="1" w:unhideWhenUsed="1"/>
+    <w:lsdException w:name="Outline List 1" w:semiHidden="1" w:unhideWhenUsed="1"/>
+    <w:lsdException w:name="Outline List 2" w:semiHidden="1" w:unhideWhenUsed="1"/>
+    <w:lsdException w:name="Outline List 3" w:semiHidden="1" w:unhideWhenUsed="1"/>
+    <w:lsdException w:name="Table Simple 1" w:semiHidden="1" w:unhideWhenUsed="1"/>
+    <w:lsdException w:name="Table Simple 2" w:semiHidden="1" w:unhideWhenUsed="1"/>
+    <w:lsdException w:name="Table Simple 3" w:semiHidden="1" w:unhideWhenUsed="1"/>
+    <w:lsdException w:name="Table Classic 1" w:semiHidden="1" w:unhideWhenUsed="1"/>
+    <w:lsdException w:name="Table Classic 2" w:semiHidden="1" w:unhideWhenUsed="1"/>
+    <w:lsdException w:name="Table Classic 3" w:semiHidden="1" w:unhideWhenUsed="1"/>
+    <w:lsdException w:name="Table Classic 4" w:semiHidden="1" w:unhideWhenUsed="1"/>
+    <w:lsdException w:name="Table Colorful 1" w:semiHidden="1" w:unhideWhenUsed="1"/>
+    <w:lsdException w:name="Table Colorful 2" w:semiHidden="1" w:unhideWhenUsed="1"/>
+    <w:lsdException w:name="Table Colorful 3" w:semiHidden="1" w:unhideWhenUsed="1"/>
+    <w:lsdException w:name="Table Columns 1" w:semiHidden="1" w:unhideWhenUsed="1"/>
+    <w:lsdException w:name="Table Columns 2" w:semiHidden="1" w:unhideWhenUsed="1"/>
+    <w:lsdException w:name="Table Columns 3" w:semiHidden="1" w:unhideWhenUsed="1"/>
+    <w:lsdException w:name="Table Columns 4" w:semiHidden="1" w:unhideWhenUsed="1"/>
+    <w:lsdException w:name="Table Columns 5" w:semiHidden="1" w:unhideWhenUsed="1"/>
+    <w:lsdException w:name="Table Grid 1" w:semiHidden="1" w:unhideWhenUsed="1"/>
+    <w:lsdException w:name="Table Grid 2" w:semiHidden="1" w:unhideWhenUsed="1"/>
+    <w:lsdException w:name="Table Grid 3" w:semiHidden="1" w:unhideWhenUsed="1"/>
+    <w:lsdException w:name="Table Grid 4" w:semiHidden="1" w:unhideWhenUsed="1"/>
+    <w:lsdException w:name="Table Grid 5" w:semiHidden="1" w:unhideWhenUsed="1"/>
+    <w:lsdException w:name="Table Grid 6" w:semiHidden="1" w:unhideWhenUsed="1"/>
+    <w:lsdException w:name="Table Grid 7" w:semiHidden="1" w:unhideWhenUsed="1"/>
+    <w:lsdException w:name="Table Grid 8" w:semiHidden="1" w:unhideWhenUsed="1"/>
+    <w:lsdException w:name="Table List 1" w:semiHidden="1" w:unhideWhenUsed="1"/>
+    <w:lsdException w:name="Table List 2" w:semiHidden="1" w:unhideWhenUsed="1"/>
+    <w:lsdException w:name="Table List 3" w:semiHidden="1" w:unhideWhenUsed="1"/>
+    <w:lsdException w:name="Table List 4" w:semiHidden="1" w:unhideWhenUsed="1"/>
+    <w:lsdException w:name="Table List 5" w:semiHidden="1" w:unhideWhenUsed="1"/>
+    <w:lsdException w:name="Table List 6" w:semiHidden="1" w:unhideWhenUsed="1"/>
+    <w:lsdException w:name="Table List 7" w:semiHidden="1" w:unhideWhenUsed="1"/>
+    <w:lsdException w:name="Table List 8" w:semiHidden="1" w:unhideWhenUsed="1"/>
+    <w:lsdException w:name="Table 3D effects 1" w:semiHidden="1" w:unhideWhenUsed="1"/>
+    <w:lsdException w:name="Table 3D effects 2" w:semiHidden="1" w:unhideWhenUsed="1"/>
+    <w:lsdException w:name="Table 3D effects 3" w:semiHidden="1" w:unhideWhenUsed="1"/>
+    <w:lsdException w:name="Table Contemporary" w:semiHidden="1" w:unhideWhenUsed="1"/>
+    <w:lsdException w:name="Table Elegant" w:semiHidden="1" w:unhideWhenUsed="1"/>
+    <w:lsdException w:name="Table Professional" w:semiHidden="1" w:unhideWhenUsed="1"/>
+    <w:lsdException w:name="Table Subtle 1" w:semiHidden="1" w:unhideWhenUsed="1"/>
+    <w:lsdException w:name="Table Subtle 2" w:semiHidden="1" w:unhideWhenUsed="1"/>
+    <w:lsdException w:name="Table Web 1" w:semiHidden="1" w:unhideWhenUsed="1"/>
+    <w:lsdException w:name="Table Web 2" w:semiHidden="1" w:unhideWhenUsed="1"/>
+    <w:lsdException w:name="Table Web 3" w:semiHidden="1" w:unhideWhenUsed="1"/>
+    <w:lsdException w:name="Balloon Text" w:semiHidden="1" w:unhideWhenUsed="1"/>
+    <w:lsdException w:name="Table Grid" w:uiPriority="39"/>
+    <w:lsdException w:name="Table Theme" w:semiHidden="1" w:unhideWhenUsed="1"/>
+    <w:lsdException w:name="Placeholder Text" w:semiHidden="1"/>
+    <w:lsdException w:name="No Spacing" w:uiPriority="1" w:qFormat="1"/>
+    <w:lsdException w:name="Light Shading" w:uiPriority="60"/>
+    <w:lsdException w:name="Light List" w:uiPriority="61"/>
+    <w:lsdException w:name="Light Grid" w:uiPriority="62"/>
+    <w:lsdException w:name="Medium Shading 1" w:uiPriority="63"/>
+    <w:lsdException w:name="Medium Shading 2" w:uiPriority="64"/>
+    <w:lsdException w:name="Medium List 1" w:uiPriority="65"/>
+    <w:lsdException w:name="Medium List 2" w:uiPriority="66"/>
+    <w:lsdException w:name="Medium Grid 1" w:uiPriority="67"/>
+    <w:lsdException w:name="Medium Grid 2" w:uiPriority="68"/>
+    <w:lsdException w:name="Medium Grid 3" w:uiPriority="69"/>
+    <w:lsdException w:name="Dark List" w:uiPriority="70"/>
+    <w:lsdException w:name="Colorful Shading" w:uiPriority="71"/>
+    <w:lsdException w:name="Colorful List" w:uiPriority="72"/>
+    <w:lsdException w:name="Colorful Grid" w:uiPriority="73"/>
+    <w:lsdException w:name="Light Shading Accent 1" w:uiPriority="60"/>
+    <w:lsdException w:name="Light List Accent 1" w:uiPriority="61"/>
+    <w:lsdException w:name="Light Grid Accent 1" w:uiPriority="62"/>
+    <w:lsdException w:name="Medium Shading 1 Accent 1" w:uiPriority="63"/>
+    <w:lsdException w:name="Medium Shading 2 Accent 1" w:uiPriority="64"/>
+    <w:lsdException w:name="Medium List 1 Accent 1" w:uiPriority="65"/>
+    <w:lsdException w:name="Revision" w:semiHidden="1"/>
+    <w:lsdException w:name="List Paragraph" w:uiPriority="34" w:qFormat="1"/>
+    <w:lsdException w:name="Quote" w:uiPriority="29" w:qFormat="1"/>
+    <w:lsdException w:name="Intense Quote" w:uiPriority="30" w:qFormat="1"/>
+    <w:lsdException w:name="Medium List 2 Accent 1" w:uiPriority="66"/>
+    <w:lsdException w:name="Medium Grid 1 Accent 1" w:uiPriority="67"/>
+    <w:lsdException w:name="Medium Grid 2 Accent 1" w:uiPriority="68"/>
+    <w:lsdException w:name="Medium Grid 3 Accent 1" w:uiPriority="69"/>
+    <w:lsdException w:name="Dark List Accent 1" w:uiPriority="70"/>
+    <w:lsdException w:name="Colorful Shading Accent 1" w:uiPriority="71"/>
+    <w:lsdException w:name="Colorful List Accent 1" w:uiPriority="72"/>
+    <w:lsdException w:name="Colorful Grid Accent 1" w:uiPriority="73"/>
+    <w:lsdException w:name="Light Shading Accent 2" w:uiPriority="60"/>
+    <w:lsdException w:name="Light List Accent 2" w:uiPriority="61"/>
+    <w:lsdException w:name="Light Grid Accent 2" w:uiPriority="62"/>
+    <w:lsdException w:name="Medium Shading 1 Accent 2" w:uiPriority="63"/>
+    <w:lsdException w:name="Medium Shading 2 Accent 2" w:uiPriority="64"/>
+    <w:lsdException w:name="Medium List 1 Accent 2" w:uiPriority="65"/>
+    <w:lsdException w:name="Medium List 2 Accent 2" w:uiPriority="66"/>
+    <w:lsdException w:name="Medium Grid 1 Accent 2" w:uiPriority="67"/>
+    <w:lsdException w:name="Medium Grid 2 Accent 2" w:uiPriority="68"/>
+    <w:lsdException w:name="Medium Grid 3 Accent 2" w:uiPriority="69"/>
+    <w:lsdException w:name="Dark List Accent 2" w:uiPriority="70"/>
+    <w:lsdException w:name="Colorful Shading Accent 2" w:uiPriority="71"/>
+    <w:lsdException w:name="Colorful List Accent 2" w:uiPriority="72"/>
+    <w:lsdException w:name="Colorful Grid Accent 2" w:uiPriority="73"/>
+    <w:lsdException w:name="Light Shading Accent 3" w:uiPriority="60"/>
+    <w:lsdException w:name="Light List Accent 3" w:uiPriority="61"/>
+    <w:lsdException w:name="Light Grid Accent 3" w:uiPriority="62"/>
+    <w:lsdException w:name="Medium Shading 1 Accent 3" w:uiPriority="63"/>
+    <w:lsdException w:name="Medium Shading 2 Accent 3" w:uiPriority="64"/>
+    <w:lsdException w:name="Medium List 1 Accent 3" w:uiPriority="65"/>
+    <w:lsdException w:name="Medium List 2 Accent 3" w:uiPriority="66"/>
+    <w:lsdException w:name="Medium Grid 1 Accent 3" w:uiPriority="67"/>
+    <w:lsdException w:name="Medium Grid 2 Accent 3" w:uiPriority="68"/>
+    <w:lsdException w:name="Medium Grid 3 Accent 3" w:uiPriority="69"/>
+    <w:lsdException w:name="Dark List Accent 3" w:uiPriority="70"/>
+    <w:lsdException w:name="Colorful Shading Accent 3" w:uiPriority="71"/>
+    <w:lsdException w:name="Colorful List Accent 3" w:uiPriority="72"/>
+    <w:lsdException w:name="Colorful Grid Accent 3" w:uiPriority="73"/>
+    <w:lsdException w:name="Light Shading Accent 4" w:uiPriority="60"/>
+    <w:lsdException w:name="Light List Accent 4" w:uiPriority="61"/>
+    <w:lsdException w:name="Light Grid Accent 4" w:uiPriority="62"/>
+    <w:lsdException w:name="Medium Shading 1 Accent 4" w:uiPriority="63"/>
+    <w:lsdException w:name="Medium Shading 2 Accent 4" w:uiPriority="64"/>
+    <w:lsdException w:name="Medium List 1 Accent 4" w:uiPriority="65"/>
+    <w:lsdException w:name="Medium List 2 Accent 4" w:uiPriority="66"/>
+    <w:lsdException w:name="Medium Grid 1 Accent 4" w:uiPriority="67"/>
+    <w:lsdException w:name="Medium Grid 2 Accent 4" w:uiPriority="68"/>
+    <w:lsdException w:name="Medium Grid 3 Accent 4" w:uiPriority="69"/>
+    <w:lsdException w:name="Dark List Accent 4" w:uiPriority="70"/>
+    <w:lsdException w:name="Colorful Shading Accent 4" w:uiPriority="71"/>
+    <w:lsdException w:name="Colorful List Accent 4" w:uiPriority="72"/>
+    <w:lsdException w:name="Colorful Grid Accent 4" w:uiPriority="73"/>
+    <w:lsdException w:name="Light Shading Accent 5" w:uiPriority="60"/>
+    <w:lsdException w:name="Light List Accent 5" w:uiPriority="61"/>
+    <w:lsdException w:name="Light Grid Accent 5" w:uiPriority="62"/>
+    <w:lsdException w:name="Medium Shading 1 Accent 5" w:uiPriority="63"/>
+    <w:lsdException w:name="Medium Shading 2 Accent 5" w:uiPriority="64"/>
+    <w:lsdException w:name="Medium List 1 Accent 5" w:uiPriority="65"/>
+    <w:lsdException w:name="Medium List 2 Accent 5" w:uiPriority="66"/>
+    <w:lsdException w:name="Medium Grid 1 Accent 5" w:uiPriority="67"/>
+    <w:lsdException w:name="Medium Grid 2 Accent 5" w:uiPriority="68"/>
+    <w:lsdException w:name="Medium Grid 3 Accent 5" w:uiPriority="69"/>
+    <w:lsdException w:name="Dark List Accent 5" w:uiPriority="70"/>
+    <w:lsdException w:name="Colorful Shading Accent 5" w:uiPriority="71"/>
+    <w:lsdException w:name="Colorful List Accent 5" w:uiPriority="72"/>
+    <w:lsdException w:name="Colorful Grid Accent 5" w:uiPriority="73"/>
+    <w:lsdException w:name="Light Shading Accent 6" w:uiPriority="60"/>
+    <w:lsdException w:name="Light List Accent 6" w:uiPriority="61"/>
+    <w:lsdException w:name="Light Grid Accent 6" w:uiPriority="62"/>
+    <w:lsdException w:name="Medium Shading 1 Accent 6" w:uiPriority="63"/>
+    <w:lsdException w:name="Medium Shading 2 Accent 6" w:uiPriority="64"/>
+    <w:lsdException w:name="Medium List 1 Accent 6" w:uiPriority="65"/>
+    <w:lsdException w:name="Medium List 2 Accent 6" w:uiPriority="66"/>
+    <w:lsdException w:name="Medium Grid 1 Accent 6" w:uiPriority="67"/>
+    <w:lsdException w:name="Medium Grid 2 Accent 6" w:uiPriority="68"/>
+    <w:lsdException w:name="Medium Grid 3 Accent 6" w:uiPriority="69"/>
+    <w:lsdException w:name="Dark List Accent 6" w:uiPriority="70"/>
+    <w:lsdException w:name="Colorful Shading Accent 6" w:uiPriority="71"/>
+    <w:lsdException w:name="Colorful List Accent 6" w:uiPriority="72"/>
+    <w:lsdException w:name="Colorful Grid Accent 6" w:uiPriority="73"/>
+    <w:lsdException w:name="Subtle Emphasis" w:uiPriority="19" w:qFormat="1"/>
+    <w:lsdException w:name="Intense Emphasis" w:uiPriority="21" w:qFormat="1"/>
+    <w:lsdException w:name="Subtle Reference" w:uiPriority="31" w:qFormat="1"/>
+    <w:lsdException w:name="Intense Reference" w:uiPriority="32" w:qFormat="1"/>
+    <w:lsdException w:name="Book Title" w:uiPriority="33" w:qFormat="1"/>
+    <w:lsdException w:name="Bibliography" w:semiHidden="1" w:uiPriority="37" w:unhideWhenUsed="1"/>
+    <w:lsdException w:name="TOC Heading" w:semiHidden="1" w:uiPriority="39" w:unhideWhenUsed="1" w:qFormat="1"/>
+    <w:lsdException w:name="Plain Table 1" w:uiPriority="41"/>
+    <w:lsdException w:name="Plain Table 2" w:uiPriority="42"/>
+    <w:lsdException w:name="Plain Table 3" w:uiPriority="43"/>
+    <w:lsdException w:name="Plain Table 4" w:uiPriority="44"/>
+    <w:lsdException w:name="Plain Table 5" w:uiPriority="45"/>
+    <w:lsdException w:name="Grid Table Light" w:uiPriority="40"/>
+    <w:lsdException w:name="Grid Table 1 Light" w:uiPriority="46"/>
+    <w:lsdException w:name="Grid Table 2" w:uiPriority="47"/>
+    <w:lsdException w:name="Grid Table 3" w:uiPriority="48"/>
+    <w:lsdException w:name="Grid Table 4" w:uiPriority="49"/>
+    <w:lsdException w:name="Grid Table 5 Dark" w:uiPriority="50"/>
+    <w:lsdException w:name="Grid Table 6 Colorful" w:uiPriority="51"/>
+    <w:lsdException w:name="Grid Table 7 Colorful" w:uiPriority="52"/>
+    <w:lsdException w:name="Grid Table 1 Light Accent 1" w:uiPriority="46"/>
+    <w:lsdException w:name="Grid Table 2 Accent 1" w:uiPriority="47"/>
+    <w:lsdException w:name="Grid Table 3 Accent 1" w:uiPriority="48"/>
+    <w:lsdException w:name="Grid Table 4 Accent 1" w:uiPriority="49"/>
+    <w:lsdException w:name="Grid Table 5 Dark Accent 1" w:uiPriority="50"/>
+    <w:lsdException w:name="Grid Table 6 Colorful Accent 1" w:uiPriority="51"/>
+    <w:lsdException w:name="Grid Table 7 Colorful Accent 1" w:uiPriority="52"/>
+    <w:lsdException w:name="Grid Table 1 Light Accent 2" w:uiPriority="46"/>
+    <w:lsdException w:name="Grid Table 2 Accent 2" w:uiPriority="47"/>
+    <w:lsdException w:name="Grid Table 3 Accent 2" w:uiPriority="48"/>
+    <w:lsdException w:name="Grid Table 4 Accent 2" w:uiPriority="49"/>
+    <w:lsdException w:name="Grid Table 5 Dark Accent 2" w:uiPriority="50"/>
+    <w:lsdException w:name="Grid Table 6 Colorful Accent 2" w:uiPriority="51"/>
+    <w:lsdException w:name="Grid Table 7 Colorful Accent 2" w:uiPriority="52"/>
+    <w:lsdException w:name="Grid Table 1 Light Accent 3" w:uiPriority="46"/>
+    <w:lsdException w:name="Grid Table 2 Accent 3" w:uiPriority="47"/>
+    <w:lsdException w:name="Grid Table 3 Accent 3" w:uiPriority="48"/>
+    <w:lsdException w:name="Grid Table 4 Accent 3" w:uiPriority="49"/>
+    <w:lsdException w:name="Grid Table 5 Dark Accent 3" w:uiPriority="50"/>
+    <w:lsdException w:name="Grid Table 6 Colorful Accent 3" w:uiPriority="51"/>
+    <w:lsdException w:name="Grid Table 7 Colorful Accent 3" w:uiPriority="52"/>
+    <w:lsdException w:name="Grid Table 1 Light Accent 4" w:uiPriority="46"/>
+    <w:lsdException w:name="Grid Table 2 Accent 4" w:uiPriority="47"/>
+    <w:lsdException w:name="Grid Table 3 Accent 4" w:uiPriority="48"/>
+    <w:lsdException w:name="Grid Table 4 Accent 4" w:uiPriority="49"/>
+    <w:lsdException w:name="Grid Table 5 Dark Accent 4" w:uiPriority="50"/>
+    <w:lsdException w:name="Grid Table 6 Colorful Accent 4" w:uiPriority="51"/>
+    <w:lsdException w:name="Grid Table 7 Colorful Accent 4" w:uiPriority="52"/>
+    <w:lsdException w:name="Grid Table 1 Light Accent 5" w:uiPriority="46"/>
+    <w:lsdException w:name="Grid Table 2 Accent 5" w:uiPriority="47"/>
+    <w:lsdException w:name="Grid Table 3 Accent 5" w:uiPriority="48"/>
+    <w:lsdException w:name="Grid Table 4 Accent 5" w:uiPriority="49"/>
+    <w:lsdException w:name="Grid Table 5 Dark Accent 5" w:uiPriority="50"/>
+    <w:lsdException w:name="Grid Table 6 Colorful Accent 5" w:uiPriority="51"/>
+    <w:lsdException w:name="Grid Table 7 Colorful Accent 5" w:uiPriority="52"/>
+    <w:lsdException w:name="Grid Table 1 Light Accent 6" w:uiPriority="46"/>
+    <w:lsdException w:name="Grid Table 2 Accent 6" w:uiPriority="47"/>
+    <w:lsdException w:name="Grid Table 3 Accent 6" w:uiPriority="48"/>
+    <w:lsdException w:name="Grid Table 4 Accent 6" w:uiPriority="49"/>
+    <w:lsdException w:name="Grid Table 5 Dark Accent 6" w:uiPriority="50"/>
+    <w:lsdException w:name="Grid Table 6 Colorful Accent 6" w:uiPriority="51"/>
+    <w:lsdException w:name="Grid Table 7 Colorful Accent 6" w:uiPriority="52"/>
+    <w:lsdException w:name="List Table 1 Light" w:uiPriority="46"/>
+    <w:lsdException w:name="List Table 2" w:uiPriority="47"/>
+    <w:lsdException w:name="List Table 3" w:uiPriority="48"/>
+    <w:lsdException w:name="List Table 4" w:uiPriority="49"/>
+    <w:lsdException w:name="List Table 5 Dark" w:uiPriority="50"/>
+    <w:lsdException w:name="List Table 6 Colorful" w:uiPriority="51"/>
+    <w:lsdException w:name="List Table 7 Colorful" w:uiPriority="52"/>
+    <w:lsdException w:name="List Table 1 Light Accent 1" w:uiPriority="46"/>
+    <w:lsdException w:name="List Table 2 Accent 1" w:uiPriority="47"/>
+    <w:lsdException w:name="List Table 3 Accent 1" w:uiPriority="48"/>
+    <w:lsdException w:name="List Table 4 Accent 1" w:uiPriority="49"/>
+    <w:lsdException w:name="List Table 5 Dark Accent 1" w:uiPriority="50"/>
+    <w:lsdException w:name="List Table 6 Colorful Accent 1" w:uiPriority="51"/>
+    <w:lsdException w:name="List Table 7 Colorful Accent 1" w:uiPriority="52"/>
+    <w:lsdException w:name="List Table 1 Light Accent 2" w:uiPriority="46"/>
+    <w:lsdException w:name="List Table 2 Accent 2" w:uiPriority="47"/>
+    <w:lsdException w:name="List Table 3 Accent 2" w:uiPriority="48"/>
+    <w:lsdException w:name="List Table 4 Accent 2" w:uiPriority="49"/>
+    <w:lsdException w:name="List Table 5 Dark Accent 2" w:uiPriority="50"/>
+    <w:lsdException w:name="List Table 6 Colorful Accent 2" w:uiPriority="51"/>
+    <w:lsdException w:name="List Table 7 Colorful Accent 2" w:uiPriority="52"/>
+    <w:lsdException w:name="List Table 1 Light Accent 3" w:uiPriority="46"/>
+    <w:lsdException w:name="List Table 2 Accent 3" w:uiPriority="47"/>
+    <w:lsdException w:name="List Table 3 Accent 3" w:uiPriority="48"/>
+    <w:lsdException w:name="List Table 4 Accent 3" w:uiPriority="49"/>
+    <w:lsdException w:name="List Table 5 Dark Accent 3" w:uiPriority="50"/>
+    <w:lsdException w:name="List Table 6 Colorful Accent 3" w:uiPriority="51"/>
+    <w:lsdException w:name="List Table 7 Colorful Accent 3" w:uiPriority="52"/>
+    <w:lsdException w:name="List Table 1 Light Accent 4" w:uiPriority="46"/>
+    <w:lsdException w:name="List Table 2 Accent 4" w:uiPriority="47"/>
+    <w:lsdException w:name="List Table 3 Accent 4" w:uiPriority="48"/>
+    <w:lsdException w:name="List Table 4 Accent 4" w:uiPriority="49"/>
+    <w:lsdException w:name="List Table 5 Dark Accent 4" w:uiPriority="50"/>
+    <w:lsdException w:name="List Table 6 Colorful Accent 4" w:uiPriority="51"/>
+    <w:lsdException w:name="List Table 7 Colorful Accent 4" w:uiPriority="52"/>
+    <w:lsdException w:name="List Table 1 Light Accent 5" w:uiPriority="46"/>
+    <w:lsdException w:name="List Table 2 Accent 5" w:uiPriority="47"/>
+    <w:lsdException w:name="List Table 3 Accent 5" w:uiPriority="48"/>
+    <w:lsdException w:name="List Table 4 Accent 5" w:uiPriority="49"/>
+    <w:lsdException w:name="List Table 5 Dark Accent 5" w:uiPriority="50"/>
+    <w:lsdException w:name="List Table 6 Colorful Accent 5" w:uiPriority="51"/>
+    <w:lsdException w:name="List Table 7 Colorful Accent 5" w:uiPriority="52"/>
+    <w:lsdException w:name="List Table 1 Light Accent 6" w:uiPriority="46"/>
+    <w:lsdException w:name="List Table 2 Accent 6" w:uiPriority="47"/>
+    <w:lsdException w:name="List Table 3 Accent 6" w:uiPriority="48"/>
+    <w:lsdException w:name="List Table 4 Accent 6" w:uiPriority="49"/>
+    <w:lsdException w:name="List Table 5 Dark Accent 6" w:uiPriority="50"/>
+    <w:lsdException w:name="List Table 6 Colorful Accent 6" w:uiPriority="51"/>
+    <w:lsdException w:name="List Table 7 Colorful Accent 6" w:uiPriority="52"/>
+    <w:lsdException w:name="Mention" w:semiHidden="1" w:unhideWhenUsed="1"/>
+    <w:lsdException w:name="Smart Hyperlink" w:semiHidden="1" w:unhideWhenUsed="1"/>
+    <w:lsdException w:name="Hashtag" w:semiHidden="1" w:unhideWhenUsed="1"/>
+    <w:lsdException w:name="Unresolved Mention" w:semiHidden="1" w:unhideWhenUsed="1"/>
+    <w:lsdException w:name="Smart Link" w:semiHidden="1" w:unhideWhenUsed="1"/>
   </w:latentStyles>
   <w:style w:type="paragraph" w:default="1" w:styleId="a">
     <w:name w:val="Normal"/>
@@ -2024,7 +2300,7 @@
   <w:style w:type="paragraph" w:styleId="a3">
     <w:name w:val="header"/>
     <w:basedOn w:val="a"/>
-    <w:link w:val="Char"/>
+    <w:link w:val="a4"/>
     <w:uiPriority w:val="99"/>
     <w:unhideWhenUsed/>
     <w:rsid w:val="003C7618"/>
@@ -2044,8 +2320,8 @@
       <w:szCs w:val="18"/>
     </w:rPr>
   </w:style>
-  <w:style w:type="character" w:customStyle="1" w:styleId="Char">
-    <w:name w:val="页眉 Char"/>
+  <w:style w:type="character" w:customStyle="1" w:styleId="a4">
+    <w:name w:val="页眉 字符"/>
     <w:basedOn w:val="a0"/>
     <w:link w:val="a3"/>
     <w:uiPriority w:val="99"/>
@@ -2055,10 +2331,10 @@
       <w:szCs w:val="18"/>
     </w:rPr>
   </w:style>
-  <w:style w:type="paragraph" w:styleId="a4">
+  <w:style w:type="paragraph" w:styleId="a5">
     <w:name w:val="footer"/>
     <w:basedOn w:val="a"/>
-    <w:link w:val="Char0"/>
+    <w:link w:val="a6"/>
     <w:uiPriority w:val="99"/>
     <w:unhideWhenUsed/>
     <w:rsid w:val="003C7618"/>
@@ -2075,10 +2351,10 @@
       <w:szCs w:val="18"/>
     </w:rPr>
   </w:style>
-  <w:style w:type="character" w:customStyle="1" w:styleId="Char0">
-    <w:name w:val="页脚 Char"/>
+  <w:style w:type="character" w:customStyle="1" w:styleId="a6">
+    <w:name w:val="页脚 字符"/>
     <w:basedOn w:val="a0"/>
-    <w:link w:val="a4"/>
+    <w:link w:val="a5"/>
     <w:uiPriority w:val="99"/>
     <w:rsid w:val="003C7618"/>
     <w:rPr>
@@ -2086,7 +2362,7 @@
       <w:szCs w:val="18"/>
     </w:rPr>
   </w:style>
-  <w:style w:type="paragraph" w:styleId="a5">
+  <w:style w:type="paragraph" w:styleId="a7">
     <w:name w:val="List Paragraph"/>
     <w:basedOn w:val="a"/>
     <w:uiPriority w:val="34"/>
@@ -2096,10 +2372,10 @@
       <w:ind w:firstLineChars="200" w:firstLine="420"/>
     </w:pPr>
   </w:style>
-  <w:style w:type="paragraph" w:styleId="a6">
+  <w:style w:type="paragraph" w:styleId="a8">
     <w:name w:val="Balloon Text"/>
     <w:basedOn w:val="a"/>
-    <w:link w:val="Char1"/>
+    <w:link w:val="a9"/>
     <w:uiPriority w:val="99"/>
     <w:semiHidden/>
     <w:unhideWhenUsed/>
@@ -2109,10 +2385,10 @@
       <w:szCs w:val="18"/>
     </w:rPr>
   </w:style>
-  <w:style w:type="character" w:customStyle="1" w:styleId="Char1">
-    <w:name w:val="批注框文本 Char"/>
+  <w:style w:type="character" w:customStyle="1" w:styleId="a9">
+    <w:name w:val="批注框文本 字符"/>
     <w:basedOn w:val="a0"/>
-    <w:link w:val="a6"/>
+    <w:link w:val="a8"/>
     <w:uiPriority w:val="99"/>
     <w:semiHidden/>
     <w:rsid w:val="00DE65C2"/>
@@ -2120,197 +2396,6 @@
       <w:sz w:val="18"/>
       <w:szCs w:val="18"/>
     </w:rPr>
-  </w:style>
-</w:styles>
-</file>
-
-<file path=word/stylesWithEffects.xml><?xml version="1.0" encoding="utf-8"?>
-<w:styles xmlns:wpc="http://schemas.microsoft.com/office/word/2010/wordprocessingCanvas" xmlns:mc="http://schemas.openxmlformats.org/markup-compatibility/2006" xmlns:o="urn:schemas-microsoft-com:office:office" xmlns:r="http://schemas.openxmlformats.org/officeDocument/2006/relationships" xmlns:m="http://schemas.openxmlformats.org/officeDocument/2006/math" xmlns:v="urn:schemas-microsoft-com:vml" xmlns:wp14="http://schemas.microsoft.com/office/word/2010/wordprocessingDrawing" xmlns:wp="http://schemas.openxmlformats.org/drawingml/2006/wordprocessingDrawing" xmlns:w10="urn:schemas-microsoft-com:office:word" xmlns:w="http://schemas.openxmlformats.org/wordprocessingml/2006/main" xmlns:w14="http://schemas.microsoft.com/office/word/2010/wordml" xmlns:wpg="http://schemas.microsoft.com/office/word/2010/wordprocessingGroup" xmlns:wpi="http://schemas.microsoft.com/office/word/2010/wordprocessingInk" xmlns:wne="http://schemas.microsoft.com/office/word/2006/wordml" xmlns:wps="http://schemas.microsoft.com/office/word/2010/wordprocessingShape" mc:Ignorable="w14 wp14">
-  <w:docDefaults>
-    <w:rPrDefault>
-      <w:rPr>
-        <w:rFonts w:asciiTheme="minorHAnsi" w:eastAsiaTheme="minorEastAsia" w:hAnsiTheme="minorHAnsi" w:cstheme="minorBidi"/>
-        <w:kern w:val="2"/>
-        <w:sz w:val="21"/>
-        <w:szCs w:val="22"/>
-        <w:lang w:val="en-US" w:eastAsia="zh-CN" w:bidi="ar-SA"/>
-      </w:rPr>
-    </w:rPrDefault>
-    <w:pPrDefault/>
-  </w:docDefaults>
-  <w:latentStyles w:defLockedState="0" w:defUIPriority="99" w:defSemiHidden="1" w:defUnhideWhenUsed="1" w:defQFormat="0" w:count="267">
-    <w:lsdException w:name="Normal" w:semiHidden="0" w:uiPriority="0" w:unhideWhenUsed="0" w:qFormat="1"/>
-    <w:lsdException w:name="heading 1" w:semiHidden="0" w:uiPriority="9" w:unhideWhenUsed="0" w:qFormat="1"/>
-    <w:lsdException w:name="heading 2" w:uiPriority="9" w:qFormat="1"/>
-    <w:lsdException w:name="heading 3" w:uiPriority="9" w:qFormat="1"/>
-    <w:lsdException w:name="heading 4" w:uiPriority="9" w:qFormat="1"/>
-    <w:lsdException w:name="heading 5" w:uiPriority="9" w:qFormat="1"/>
-    <w:lsdException w:name="heading 6" w:uiPriority="9" w:qFormat="1"/>
-    <w:lsdException w:name="heading 7" w:uiPriority="9" w:qFormat="1"/>
-    <w:lsdException w:name="heading 8" w:uiPriority="9" w:qFormat="1"/>
-    <w:lsdException w:name="heading 9" w:uiPriority="9" w:qFormat="1"/>
-    <w:lsdException w:name="toc 1" w:uiPriority="39"/>
-    <w:lsdException w:name="toc 2" w:uiPriority="39"/>
-    <w:lsdException w:name="toc 3" w:uiPriority="39"/>
-    <w:lsdException w:name="toc 4" w:uiPriority="39"/>
-    <w:lsdException w:name="toc 5" w:uiPriority="39"/>
-    <w:lsdException w:name="toc 6" w:uiPriority="39"/>
-    <w:lsdException w:name="toc 7" w:uiPriority="39"/>
-    <w:lsdException w:name="toc 8" w:uiPriority="39"/>
-    <w:lsdException w:name="toc 9" w:uiPriority="39"/>
-    <w:lsdException w:name="caption" w:uiPriority="35" w:qFormat="1"/>
-    <w:lsdException w:name="Title" w:semiHidden="0" w:uiPriority="10" w:unhideWhenUsed="0" w:qFormat="1"/>
-    <w:lsdException w:name="Default Paragraph Font" w:uiPriority="1"/>
-    <w:lsdException w:name="Subtitle" w:semiHidden="0" w:uiPriority="11" w:unhideWhenUsed="0" w:qFormat="1"/>
-    <w:lsdException w:name="Strong" w:semiHidden="0" w:uiPriority="22" w:unhideWhenUsed="0" w:qFormat="1"/>
-    <w:lsdException w:name="Emphasis" w:semiHidden="0" w:uiPriority="20" w:unhideWhenUsed="0" w:qFormat="1"/>
-    <w:lsdException w:name="Table Grid" w:semiHidden="0" w:uiPriority="59" w:unhideWhenUsed="0"/>
-    <w:lsdException w:name="Placeholder Text" w:unhideWhenUsed="0"/>
-    <w:lsdException w:name="No Spacing" w:semiHidden="0" w:uiPriority="1" w:unhideWhenUsed="0" w:qFormat="1"/>
-    <w:lsdException w:name="Light Shading" w:semiHidden="0" w:uiPriority="60" w:unhideWhenUsed="0"/>
-    <w:lsdException w:name="Light List" w:semiHidden="0" w:uiPriority="61" w:unhideWhenUsed="0"/>
-    <w:lsdException w:name="Light Grid" w:semiHidden="0" w:uiPriority="62" w:unhideWhenUsed="0"/>
-    <w:lsdException w:name="Medium Shading 1" w:semiHidden="0" w:uiPriority="63" w:unhideWhenUsed="0"/>
-    <w:lsdException w:name="Medium Shading 2" w:semiHidden="0" w:uiPriority="64" w:unhideWhenUsed="0"/>
-    <w:lsdException w:name="Medium List 1" w:semiHidden="0" w:uiPriority="65" w:unhideWhenUsed="0"/>
-    <w:lsdException w:name="Medium List 2" w:semiHidden="0" w:uiPriority="66" w:unhideWhenUsed="0"/>
-    <w:lsdException w:name="Medium Grid 1" w:semiHidden="0" w:uiPriority="67" w:unhideWhenUsed="0"/>
-    <w:lsdException w:name="Medium Grid 2" w:semiHidden="0" w:uiPriority="68" w:unhideWhenUsed="0"/>
-    <w:lsdException w:name="Medium Grid 3" w:semiHidden="0" w:uiPriority="69" w:unhideWhenUsed="0"/>
-    <w:lsdException w:name="Dark List" w:semiHidden="0" w:uiPriority="70" w:unhideWhenUsed="0"/>
-    <w:lsdException w:name="Colorful Shading" w:semiHidden="0" w:uiPriority="71" w:unhideWhenUsed="0"/>
-    <w:lsdException w:name="Colorful List" w:semiHidden="0" w:uiPriority="72" w:unhideWhenUsed="0"/>
-    <w:lsdException w:name="Colorful Grid" w:semiHidden="0" w:uiPriority="73" w:unhideWhenUsed="0"/>
-    <w:lsdException w:name="Light Shading Accent 1" w:semiHidden="0" w:uiPriority="60" w:unhideWhenUsed="0"/>
-    <w:lsdException w:name="Light List Accent 1" w:semiHidden="0" w:uiPriority="61" w:unhideWhenUsed="0"/>
-    <w:lsdException w:name="Light Grid Accent 1" w:semiHidden="0" w:uiPriority="62" w:unhideWhenUsed="0"/>
-    <w:lsdException w:name="Medium Shading 1 Accent 1" w:semiHidden="0" w:uiPriority="63" w:unhideWhenUsed="0"/>
-    <w:lsdException w:name="Medium Shading 2 Accent 1" w:semiHidden="0" w:uiPriority="64" w:unhideWhenUsed="0"/>
-    <w:lsdException w:name="Medium List 1 Accent 1" w:semiHidden="0" w:uiPriority="65" w:unhideWhenUsed="0"/>
-    <w:lsdException w:name="Revision" w:unhideWhenUsed="0"/>
-    <w:lsdException w:name="List Paragraph" w:semiHidden="0" w:uiPriority="34" w:unhideWhenUsed="0" w:qFormat="1"/>
-    <w:lsdException w:name="Quote" w:semiHidden="0" w:uiPriority="29" w:unhideWhenUsed="0" w:qFormat="1"/>
-    <w:lsdException w:name="Intense Quote" w:semiHidden="0" w:uiPriority="30" w:unhideWhenUsed="0" w:qFormat="1"/>
-    <w:lsdException w:name="Medium List 2 Accent 1" w:semiHidden="0" w:uiPriority="66" w:unhideWhenUsed="0"/>
-    <w:lsdException w:name="Medium Grid 1 Accent 1" w:semiHidden="0" w:uiPriority="67" w:unhideWhenUsed="0"/>
-    <w:lsdException w:name="Medium Grid 2 Accent 1" w:semiHidden="0" w:uiPriority="68" w:unhideWhenUsed="0"/>
-    <w:lsdException w:name="Medium Grid 3 Accent 1" w:semiHidden="0" w:uiPriority="69" w:unhideWhenUsed="0"/>
-    <w:lsdException w:name="Dark List Accent 1" w:semiHidden="0" w:uiPriority="70" w:unhideWhenUsed="0"/>
-    <w:lsdException w:name="Colorful Shading Accent 1" w:semiHidden="0" w:uiPriority="71" w:unhideWhenUsed="0"/>
-    <w:lsdException w:name="Colorful List Accent 1" w:semiHidden="0" w:uiPriority="72" w:unhideWhenUsed="0"/>
-    <w:lsdException w:name="Colorful Grid Accent 1" w:semiHidden="0" w:uiPriority="73" w:unhideWhenUsed="0"/>
-    <w:lsdException w:name="Light Shading Accent 2" w:semiHidden="0" w:uiPriority="60" w:unhideWhenUsed="0"/>
-    <w:lsdException w:name="Light List Accent 2" w:semiHidden="0" w:uiPriority="61" w:unhideWhenUsed="0"/>
-    <w:lsdException w:name="Light Grid Accent 2" w:semiHidden="0" w:uiPriority="62" w:unhideWhenUsed="0"/>
-    <w:lsdException w:name="Medium Shading 1 Accent 2" w:semiHidden="0" w:uiPriority="63" w:unhideWhenUsed="0"/>
-    <w:lsdException w:name="Medium Shading 2 Accent 2" w:semiHidden="0" w:uiPriority="64" w:unhideWhenUsed="0"/>
-    <w:lsdException w:name="Medium List 1 Accent 2" w:semiHidden="0" w:uiPriority="65" w:unhideWhenUsed="0"/>
-    <w:lsdException w:name="Medium List 2 Accent 2" w:semiHidden="0" w:uiPriority="66" w:unhideWhenUsed="0"/>
-    <w:lsdException w:name="Medium Grid 1 Accent 2" w:semiHidden="0" w:uiPriority="67" w:unhideWhenUsed="0"/>
-    <w:lsdException w:name="Medium Grid 2 Accent 2" w:semiHidden="0" w:uiPriority="68" w:unhideWhenUsed="0"/>
-    <w:lsdException w:name="Medium Grid 3 Accent 2" w:semiHidden="0" w:uiPriority="69" w:unhideWhenUsed="0"/>
-    <w:lsdException w:name="Dark List Accent 2" w:semiHidden="0" w:uiPriority="70" w:unhideWhenUsed="0"/>
-    <w:lsdException w:name="Colorful Shading Accent 2" w:semiHidden="0" w:uiPriority="71" w:unhideWhenUsed="0"/>
-    <w:lsdException w:name="Colorful List Accent 2" w:semiHidden="0" w:uiPriority="72" w:unhideWhenUsed="0"/>
-    <w:lsdException w:name="Colorful Grid Accent 2" w:semiHidden="0" w:uiPriority="73" w:unhideWhenUsed="0"/>
-    <w:lsdException w:name="Light Shading Accent 3" w:semiHidden="0" w:uiPriority="60" w:unhideWhenUsed="0"/>
-    <w:lsdException w:name="Light List Accent 3" w:semiHidden="0" w:uiPriority="61" w:unhideWhenUsed="0"/>
-    <w:lsdException w:name="Light Grid Accent 3" w:semiHidden="0" w:uiPriority="62" w:unhideWhenUsed="0"/>
-    <w:lsdException w:name="Medium Shading 1 Accent 3" w:semiHidden="0" w:uiPriority="63" w:unhideWhenUsed="0"/>
-    <w:lsdException w:name="Medium Shading 2 Accent 3" w:semiHidden="0" w:uiPriority="64" w:unhideWhenUsed="0"/>
-    <w:lsdException w:name="Medium List 1 Accent 3" w:semiHidden="0" w:uiPriority="65" w:unhideWhenUsed="0"/>
-    <w:lsdException w:name="Medium List 2 Accent 3" w:semiHidden="0" w:uiPriority="66" w:unhideWhenUsed="0"/>
-    <w:lsdException w:name="Medium Grid 1 Accent 3" w:semiHidden="0" w:uiPriority="67" w:unhideWhenUsed="0"/>
-    <w:lsdException w:name="Medium Grid 2 Accent 3" w:semiHidden="0" w:uiPriority="68" w:unhideWhenUsed="0"/>
-    <w:lsdException w:name="Medium Grid 3 Accent 3" w:semiHidden="0" w:uiPriority="69" w:unhideWhenUsed="0"/>
-    <w:lsdException w:name="Dark List Accent 3" w:semiHidden="0" w:uiPriority="70" w:unhideWhenUsed="0"/>
-    <w:lsdException w:name="Colorful Shading Accent 3" w:semiHidden="0" w:uiPriority="71" w:unhideWhenUsed="0"/>
-    <w:lsdException w:name="Colorful List Accent 3" w:semiHidden="0" w:uiPriority="72" w:unhideWhenUsed="0"/>
-    <w:lsdException w:name="Colorful Grid Accent 3" w:semiHidden="0" w:uiPriority="73" w:unhideWhenUsed="0"/>
-    <w:lsdException w:name="Light Shading Accent 4" w:semiHidden="0" w:uiPriority="60" w:unhideWhenUsed="0"/>
-    <w:lsdException w:name="Light List Accent 4" w:semiHidden="0" w:uiPriority="61" w:unhideWhenUsed="0"/>
-    <w:lsdException w:name="Light Grid Accent 4" w:semiHidden="0" w:uiPriority="62" w:unhideWhenUsed="0"/>
-    <w:lsdException w:name="Medium Shading 1 Accent 4" w:semiHidden="0" w:uiPriority="63" w:unhideWhenUsed="0"/>
-    <w:lsdException w:name="Medium Shading 2 Accent 4" w:semiHidden="0" w:uiPriority="64" w:unhideWhenUsed="0"/>
-    <w:lsdException w:name="Medium List 1 Accent 4" w:semiHidden="0" w:uiPriority="65" w:unhideWhenUsed="0"/>
-    <w:lsdException w:name="Medium List 2 Accent 4" w:semiHidden="0" w:uiPriority="66" w:unhideWhenUsed="0"/>
-    <w:lsdException w:name="Medium Grid 1 Accent 4" w:semiHidden="0" w:uiPriority="67" w:unhideWhenUsed="0"/>
-    <w:lsdException w:name="Medium Grid 2 Accent 4" w:semiHidden="0" w:uiPriority="68" w:unhideWhenUsed="0"/>
-    <w:lsdException w:name="Medium Grid 3 Accent 4" w:semiHidden="0" w:uiPriority="69" w:unhideWhenUsed="0"/>
-    <w:lsdException w:name="Dark List Accent 4" w:semiHidden="0" w:uiPriority="70" w:unhideWhenUsed="0"/>
-    <w:lsdException w:name="Colorful Shading Accent 4" w:semiHidden="0" w:uiPriority="71" w:unhideWhenUsed="0"/>
-    <w:lsdException w:name="Colorful List Accent 4" w:semiHidden="0" w:uiPriority="72" w:unhideWhenUsed="0"/>
-    <w:lsdException w:name="Colorful Grid Accent 4" w:semiHidden="0" w:uiPriority="73" w:unhideWhenUsed="0"/>
-    <w:lsdException w:name="Light Shading Accent 5" w:semiHidden="0" w:uiPriority="60" w:unhideWhenUsed="0"/>
-    <w:lsdException w:name="Light List Accent 5" w:semiHidden="0" w:uiPriority="61" w:unhideWhenUsed="0"/>
-    <w:lsdException w:name="Light Grid Accent 5" w:semiHidden="0" w:uiPriority="62" w:unhideWhenUsed="0"/>
-    <w:lsdException w:name="Medium Shading 1 Accent 5" w:semiHidden="0" w:uiPriority="63" w:unhideWhenUsed="0"/>
-    <w:lsdException w:name="Medium Shading 2 Accent 5" w:semiHidden="0" w:uiPriority="64" w:unhideWhenUsed="0"/>
-    <w:lsdException w:name="Medium List 1 Accent 5" w:semiHidden="0" w:uiPriority="65" w:unhideWhenUsed="0"/>
-    <w:lsdException w:name="Medium List 2 Accent 5" w:semiHidden="0" w:uiPriority="66" w:unhideWhenUsed="0"/>
-    <w:lsdException w:name="Medium Grid 1 Accent 5" w:semiHidden="0" w:uiPriority="67" w:unhideWhenUsed="0"/>
-    <w:lsdException w:name="Medium Grid 2 Accent 5" w:semiHidden="0" w:uiPriority="68" w:unhideWhenUsed="0"/>
-    <w:lsdException w:name="Medium Grid 3 Accent 5" w:semiHidden="0" w:uiPriority="69" w:unhideWhenUsed="0"/>
-    <w:lsdException w:name="Dark List Accent 5" w:semiHidden="0" w:uiPriority="70" w:unhideWhenUsed="0"/>
-    <w:lsdException w:name="Colorful Shading Accent 5" w:semiHidden="0" w:uiPriority="71" w:unhideWhenUsed="0"/>
-    <w:lsdException w:name="Colorful List Accent 5" w:semiHidden="0" w:uiPriority="72" w:unhideWhenUsed="0"/>
-    <w:lsdException w:name="Colorful Grid Accent 5" w:semiHidden="0" w:uiPriority="73" w:unhideWhenUsed="0"/>
-    <w:lsdException w:name="Light Shading Accent 6" w:semiHidden="0" w:uiPriority="60" w:unhideWhenUsed="0"/>
-    <w:lsdException w:name="Light List Accent 6" w:semiHidden="0" w:uiPriority="61" w:unhideWhenUsed="0"/>
-    <w:lsdException w:name="Light Grid Accent 6" w:semiHidden="0" w:uiPriority="62" w:unhideWhenUsed="0"/>
-    <w:lsdException w:name="Medium Shading 1 Accent 6" w:semiHidden="0" w:uiPriority="63" w:unhideWhenUsed="0"/>
-    <w:lsdException w:name="Medium Shading 2 Accent 6" w:semiHidden="0" w:uiPriority="64" w:unhideWhenUsed="0"/>
-    <w:lsdException w:name="Medium List 1 Accent 6" w:semiHidden="0" w:uiPriority="65" w:unhideWhenUsed="0"/>
-    <w:lsdException w:name="Medium List 2 Accent 6" w:semiHidden="0" w:uiPriority="66" w:unhideWhenUsed="0"/>
-    <w:lsdException w:name="Medium Grid 1 Accent 6" w:semiHidden="0" w:uiPriority="67" w:unhideWhenUsed="0"/>
-    <w:lsdException w:name="Medium Grid 2 Accent 6" w:semiHidden="0" w:uiPriority="68" w:unhideWhenUsed="0"/>
-    <w:lsdException w:name="Medium Grid 3 Accent 6" w:semiHidden="0" w:uiPriority="69" w:unhideWhenUsed="0"/>
-    <w:lsdException w:name="Dark List Accent 6" w:semiHidden="0" w:uiPriority="70" w:unhideWhenUsed="0"/>
-    <w:lsdException w:name="Colorful Shading Accent 6" w:semiHidden="0" w:uiPriority="71" w:unhideWhenUsed="0"/>
-    <w:lsdException w:name="Colorful List Accent 6" w:semiHidden="0" w:uiPriority="72" w:unhideWhenUsed="0"/>
-    <w:lsdException w:name="Colorful Grid Accent 6" w:semiHidden="0" w:uiPriority="73" w:unhideWhenUsed="0"/>
-    <w:lsdException w:name="Subtle Emphasis" w:semiHidden="0" w:uiPriority="19" w:unhideWhenUsed="0" w:qFormat="1"/>
-    <w:lsdException w:name="Intense Emphasis" w:semiHidden="0" w:uiPriority="21" w:unhideWhenUsed="0" w:qFormat="1"/>
-    <w:lsdException w:name="Subtle Reference" w:semiHidden="0" w:uiPriority="31" w:unhideWhenUsed="0" w:qFormat="1"/>
-    <w:lsdException w:name="Intense Reference" w:semiHidden="0" w:uiPriority="32" w:unhideWhenUsed="0" w:qFormat="1"/>
-    <w:lsdException w:name="Book Title" w:semiHidden="0" w:uiPriority="33" w:unhideWhenUsed="0" w:qFormat="1"/>
-    <w:lsdException w:name="Bibliography" w:uiPriority="37"/>
-    <w:lsdException w:name="TOC Heading" w:uiPriority="39" w:qFormat="1"/>
-  </w:latentStyles>
-  <w:style w:type="paragraph" w:default="1" w:styleId="a">
-    <w:name w:val="Normal"/>
-    <w:qFormat/>
-    <w:pPr>
-      <w:widowControl w:val="0"/>
-      <w:jc w:val="both"/>
-    </w:pPr>
-  </w:style>
-  <w:style w:type="character" w:default="1" w:styleId="a0">
-    <w:name w:val="Default Paragraph Font"/>
-    <w:uiPriority w:val="1"/>
-    <w:semiHidden/>
-    <w:unhideWhenUsed/>
-  </w:style>
-  <w:style w:type="table" w:default="1" w:styleId="a1">
-    <w:name w:val="Normal Table"/>
-    <w:uiPriority w:val="99"/>
-    <w:semiHidden/>
-    <w:unhideWhenUsed/>
-    <w:tblPr>
-      <w:tblInd w:w="0" w:type="dxa"/>
-      <w:tblCellMar>
-        <w:top w:w="0" w:type="dxa"/>
-        <w:left w:w="108" w:type="dxa"/>
-        <w:bottom w:w="0" w:type="dxa"/>
-        <w:right w:w="108" w:type="dxa"/>
-      </w:tblCellMar>
-    </w:tblPr>
-  </w:style>
-  <w:style w:type="numbering" w:default="1" w:styleId="a2">
-    <w:name w:val="No List"/>
-    <w:uiPriority w:val="99"/>
-    <w:semiHidden/>
-    <w:unhideWhenUsed/>
   </w:style>
 </w:styles>
 </file>
@@ -2604,7 +2689,7 @@
   <a:extraClrSchemeLst/>
   <a:extLst>
     <a:ext uri="{05A4C25C-085E-4340-85A3-A5531E510DB2}">
-      <thm15:themeFamily xmlns="" xmlns:thm15="http://schemas.microsoft.com/office/thememl/2012/main" name="Office Theme" id="{62F939B6-93AF-4DB8-9C6B-D6C7DFDC589F}" vid="{4A3C46E8-61CC-4603-A589-7422A47A8E4A}"/>
+      <thm15:themeFamily xmlns:thm15="http://schemas.microsoft.com/office/thememl/2012/main" name="Office Theme" id="{62F939B6-93AF-4DB8-9C6B-D6C7DFDC589F}" vid="{4A3C46E8-61CC-4603-A589-7422A47A8E4A}"/>
     </a:ext>
   </a:extLst>
 </a:theme>
